--- a/WebContent/docx/湖南肿瘤BRCA45模板（胚系）.docx
+++ b/WebContent/docx/湖南肿瘤BRCA45模板（胚系）.docx
@@ -207,6 +207,12 @@
             <w:insideH w:val="none" w:color="auto" w:sz="0" w:space="0"/>
             <w:insideV w:val="none" w:color="auto" w:sz="0" w:space="0"/>
           </w:tblBorders>
+          <w:tblCellMar>
+            <w:top w:w="0" w:type="dxa"/>
+            <w:left w:w="108" w:type="dxa"/>
+            <w:bottom w:w="0" w:type="dxa"/>
+            <w:right w:w="108" w:type="dxa"/>
+          </w:tblCellMar>
         </w:tblPrEx>
         <w:trPr>
           <w:trHeight w:val="737" w:hRule="atLeast"/>
@@ -1229,104 +1235,6 @@
           <w:lang w:eastAsia="zh-CN"/>
         </w:rPr>
         <w:t>3</w:t>
-      </w:r>
-      <w:r>
-        <w:rPr>
-          <w:rFonts w:hint="eastAsia" w:ascii="Times New Roman" w:hAnsi="Times New Roman" w:eastAsia="微软雅黑" w:cs="微软雅黑"/>
-          <w:lang w:eastAsia="zh-CN"/>
-        </w:rPr>
-        <w:fldChar w:fldCharType="end"/>
-      </w:r>
-      <w:r>
-        <w:rPr>
-          <w:rFonts w:hint="eastAsia" w:ascii="Times New Roman" w:hAnsi="Times New Roman" w:eastAsia="微软雅黑" w:cs="微软雅黑"/>
-          <w:lang w:eastAsia="zh-CN"/>
-        </w:rPr>
-        <w:fldChar w:fldCharType="end"/>
-      </w:r>
-    </w:p>
-    <w:p>
-      <w:pPr>
-        <w:pStyle w:val="11"/>
-        <w:tabs>
-          <w:tab w:val="right" w:leader="dot" w:pos="9860"/>
-        </w:tabs>
-        <w:spacing w:line="288" w:lineRule="auto"/>
-        <w:ind w:firstLine="440" w:firstLineChars="200"/>
-        <w:rPr>
-          <w:rFonts w:hint="eastAsia" w:ascii="Times New Roman" w:hAnsi="Times New Roman" w:eastAsia="微软雅黑" w:cs="微软雅黑"/>
-          <w:lang w:eastAsia="zh-CN"/>
-        </w:rPr>
-      </w:pPr>
-      <w:r>
-        <w:rPr>
-          <w:rFonts w:hint="eastAsia" w:ascii="Times New Roman" w:hAnsi="Times New Roman" w:eastAsia="微软雅黑" w:cs="微软雅黑"/>
-          <w:lang w:eastAsia="zh-CN"/>
-        </w:rPr>
-        <w:fldChar w:fldCharType="begin"/>
-      </w:r>
-      <w:r>
-        <w:rPr>
-          <w:rFonts w:hint="eastAsia" w:ascii="Times New Roman" w:hAnsi="Times New Roman" w:eastAsia="微软雅黑" w:cs="微软雅黑"/>
-          <w:lang w:eastAsia="zh-CN"/>
-        </w:rPr>
-        <w:instrText xml:space="preserve"> HYPERLINK \l _Toc19045 </w:instrText>
-      </w:r>
-      <w:r>
-        <w:rPr>
-          <w:rFonts w:hint="eastAsia" w:ascii="Times New Roman" w:hAnsi="Times New Roman" w:eastAsia="微软雅黑" w:cs="微软雅黑"/>
-          <w:lang w:eastAsia="zh-CN"/>
-        </w:rPr>
-        <w:fldChar w:fldCharType="separate"/>
-      </w:r>
-      <w:r>
-        <w:rPr>
-          <w:rFonts w:hint="eastAsia" w:ascii="Times New Roman" w:hAnsi="Times New Roman" w:eastAsia="微软雅黑" w:cs="微软雅黑"/>
-          <w:lang w:val="en-US" w:eastAsia="zh-CN"/>
-        </w:rPr>
-        <w:t xml:space="preserve">2.4 </w:t>
-      </w:r>
-      <w:r>
-        <w:rPr>
-          <w:rFonts w:hint="eastAsia" w:ascii="Times New Roman" w:hAnsi="Times New Roman" w:eastAsia="微软雅黑" w:cs="微软雅黑"/>
-          <w:lang w:eastAsia="zh-CN"/>
-        </w:rPr>
-        <w:t>本癌种FDA/NMPA获批的其他可选靶向药物</w:t>
-      </w:r>
-      <w:r>
-        <w:rPr>
-          <w:rFonts w:hint="eastAsia" w:ascii="Times New Roman" w:hAnsi="Times New Roman" w:eastAsia="微软雅黑" w:cs="微软雅黑"/>
-          <w:lang w:eastAsia="zh-CN"/>
-        </w:rPr>
-        <w:tab/>
-      </w:r>
-      <w:r>
-        <w:rPr>
-          <w:rFonts w:hint="eastAsia" w:ascii="Times New Roman" w:hAnsi="Times New Roman" w:eastAsia="微软雅黑" w:cs="微软雅黑"/>
-          <w:lang w:eastAsia="zh-CN"/>
-        </w:rPr>
-        <w:fldChar w:fldCharType="begin"/>
-      </w:r>
-      <w:r>
-        <w:rPr>
-          <w:rFonts w:hint="eastAsia" w:ascii="Times New Roman" w:hAnsi="Times New Roman" w:eastAsia="微软雅黑" w:cs="微软雅黑"/>
-          <w:lang w:eastAsia="zh-CN"/>
-        </w:rPr>
-        <w:instrText xml:space="preserve"> PAGEREF _Toc19045 \h </w:instrText>
-      </w:r>
-      <w:r>
-        <w:rPr>
-          <w:rFonts w:hint="eastAsia" w:ascii="Times New Roman" w:hAnsi="Times New Roman" w:eastAsia="微软雅黑" w:cs="微软雅黑"/>
-          <w:lang w:eastAsia="zh-CN"/>
-        </w:rPr>
-        <w:fldChar w:fldCharType="separate"/>
-      </w:r>
-      <w:r>
-        <w:rPr>
-          <w:rFonts w:hint="eastAsia" w:ascii="Times New Roman" w:hAnsi="Times New Roman" w:eastAsia="微软雅黑" w:cs="微软雅黑"/>
-          <w:lang w:eastAsia="zh-CN"/>
-        </w:rPr>
-        <w:t>5</w:t>
       </w:r>
       <w:r>
         <w:rPr>
@@ -4960,10 +4868,10 @@
           <w:color w:val="auto"/>
         </w:rPr>
       </w:pPr>
-      <w:bookmarkStart w:id="10" w:name="_Toc151143419"/>
+      <w:bookmarkStart w:id="10" w:name="_Toc6677"/>
       <w:bookmarkStart w:id="11" w:name="_Toc4616"/>
       <w:bookmarkStart w:id="12" w:name="_Toc21239"/>
-      <w:bookmarkStart w:id="13" w:name="_Toc6677"/>
+      <w:bookmarkStart w:id="13" w:name="_Toc151143419"/>
       <w:r>
         <w:rPr>
           <w:rFonts w:hint="eastAsia" w:cs="Times New Roman"/>
@@ -9059,18 +8967,10 @@
     </w:p>
     <w:p>
       <w:pPr>
-        <w:pStyle w:val="3"/>
-        <w:numPr>
-          <w:ilvl w:val="255"/>
-          <w:numId w:val="0"/>
-        </w:numPr>
-        <w:ind w:left="-220" w:leftChars="-100" w:firstLine="0" w:firstLineChars="0"/>
-        <w:jc w:val="left"/>
-        <w:rPr>
-          <w:rFonts w:hint="eastAsia"/>
-          <w:color w:val="auto"/>
-          <w:sz w:val="28"/>
-          <w:szCs w:val="28"/>
+        <w:widowControl/>
+        <w:rPr>
+          <w:rFonts w:ascii="Times New Roman" w:hAnsi="Times New Roman" w:eastAsia="微软雅黑" w:cs="Times New Roman"/>
+          <w:bCs/>
           <w:lang w:eastAsia="zh-CN"/>
         </w:rPr>
       </w:pPr>
@@ -9079,505 +8979,6 @@
           <w:rFonts w:ascii="Times New Roman" w:hAnsi="Times New Roman" w:eastAsia="微软雅黑" w:cs="Times New Roman"/>
           <w:b/>
           <w:bCs/>
-          <w:lang w:eastAsia="zh-CN"/>
-        </w:rPr>
-        <w:br w:type="page"/>
-      </w:r>
-      <w:bookmarkStart w:id="18" w:name="_Toc19045"/>
-      <w:bookmarkStart w:id="19" w:name="_Toc27517"/>
-      <w:r>
-        <w:rPr>
-          <w:rFonts w:hint="eastAsia"/>
-          <w:color w:val="auto"/>
-          <w:sz w:val="28"/>
-          <w:szCs w:val="28"/>
-          <w:lang w:val="en-US" w:eastAsia="zh-CN"/>
-        </w:rPr>
-        <w:t xml:space="preserve">2.4 </w:t>
-      </w:r>
-      <w:r>
-        <w:rPr>
-          <w:rFonts w:hint="eastAsia"/>
-          <w:color w:val="auto"/>
-          <w:sz w:val="28"/>
-          <w:szCs w:val="28"/>
-          <w:lang w:eastAsia="zh-CN"/>
-        </w:rPr>
-        <w:t>本癌种FDA/NMPA获批的其他可选靶向药物</w:t>
-      </w:r>
-      <w:bookmarkEnd w:id="18"/>
-      <w:bookmarkEnd w:id="19"/>
-    </w:p>
-    <w:tbl>
-      <w:tblPr>
-        <w:tblStyle w:val="16"/>
-        <w:tblW w:w="9937" w:type="dxa"/>
-        <w:jc w:val="center"/>
-        <w:tblBorders>
-          <w:top w:val="dotted" w:color="0B8770" w:sz="4" w:space="0"/>
-          <w:left w:val="none" w:color="auto" w:sz="0" w:space="0"/>
-          <w:bottom w:val="single" w:color="0B8770" w:sz="12" w:space="0"/>
-          <w:right w:val="none" w:color="auto" w:sz="0" w:space="0"/>
-          <w:insideH w:val="dotted" w:color="0B8770" w:sz="4" w:space="0"/>
-          <w:insideV w:val="dotted" w:color="0B8770" w:sz="4" w:space="0"/>
-        </w:tblBorders>
-        <w:tblLayout w:type="fixed"/>
-        <w:tblCellMar>
-          <w:top w:w="0" w:type="dxa"/>
-          <w:left w:w="113" w:type="dxa"/>
-          <w:bottom w:w="0" w:type="dxa"/>
-          <w:right w:w="113" w:type="dxa"/>
-        </w:tblCellMar>
-      </w:tblPr>
-      <w:tblGrid>
-        <w:gridCol w:w="1210"/>
-        <w:gridCol w:w="1210"/>
-        <w:gridCol w:w="6124"/>
-        <w:gridCol w:w="1393"/>
-      </w:tblGrid>
-      <w:tr>
-        <w:tblPrEx>
-          <w:tblBorders>
-            <w:top w:val="dotted" w:color="0B8770" w:sz="4" w:space="0"/>
-            <w:left w:val="none" w:color="auto" w:sz="0" w:space="0"/>
-            <w:bottom w:val="single" w:color="0B8770" w:sz="12" w:space="0"/>
-            <w:right w:val="none" w:color="auto" w:sz="0" w:space="0"/>
-            <w:insideH w:val="dotted" w:color="0B8770" w:sz="4" w:space="0"/>
-            <w:insideV w:val="dotted" w:color="0B8770" w:sz="4" w:space="0"/>
-          </w:tblBorders>
-          <w:tblCellMar>
-            <w:top w:w="0" w:type="dxa"/>
-            <w:left w:w="113" w:type="dxa"/>
-            <w:bottom w:w="0" w:type="dxa"/>
-            <w:right w:w="113" w:type="dxa"/>
-          </w:tblCellMar>
-        </w:tblPrEx>
-        <w:trPr>
-          <w:trHeight w:val="454" w:hRule="atLeast"/>
-          <w:jc w:val="center"/>
-        </w:trPr>
-        <w:tc>
-          <w:tcPr>
-            <w:tcW w:w="1210" w:type="dxa"/>
-            <w:shd w:val="clear" w:color="auto" w:fill="0B8770"/>
-            <w:vAlign w:val="center"/>
-          </w:tcPr>
-          <w:p>
-            <w:pPr>
-              <w:pStyle w:val="20"/>
-              <w:jc w:val="center"/>
-              <w:rPr>
-                <w:rFonts w:ascii="Times New Roman" w:hAnsi="Times New Roman" w:eastAsia="微软雅黑" w:cs="Times New Roman"/>
-                <w:b w:val="0"/>
-                <w:bCs/>
-                <w:color w:val="FFFFFF" w:themeColor="background1"/>
-                <w:sz w:val="21"/>
-                <w:szCs w:val="21"/>
-                <w14:textFill>
-                  <w14:solidFill>
-                    <w14:schemeClr w14:val="bg1"/>
-                  </w14:solidFill>
-                </w14:textFill>
-              </w:rPr>
-            </w:pPr>
-            <w:r>
-              <w:rPr>
-                <w:rFonts w:ascii="Times New Roman" w:hAnsi="Times New Roman" w:eastAsia="微软雅黑" w:cs="Times New Roman"/>
-                <w:b w:val="0"/>
-                <w:bCs/>
-                <w:color w:val="FFFFFF" w:themeColor="background1"/>
-                <w:sz w:val="21"/>
-                <w:szCs w:val="21"/>
-                <w14:textFill>
-                  <w14:solidFill>
-                    <w14:schemeClr w14:val="bg1"/>
-                  </w14:solidFill>
-                </w14:textFill>
-              </w:rPr>
-              <w:t>癌种</w:t>
-            </w:r>
-          </w:p>
-        </w:tc>
-        <w:tc>
-          <w:tcPr>
-            <w:tcW w:w="1210" w:type="dxa"/>
-            <w:shd w:val="clear" w:color="auto" w:fill="0B8770"/>
-            <w:vAlign w:val="center"/>
-          </w:tcPr>
-          <w:p>
-            <w:pPr>
-              <w:pStyle w:val="20"/>
-              <w:jc w:val="center"/>
-              <w:rPr>
-                <w:rFonts w:ascii="Times New Roman" w:hAnsi="Times New Roman" w:eastAsia="微软雅黑" w:cs="Times New Roman"/>
-                <w:b w:val="0"/>
-                <w:bCs/>
-                <w:color w:val="FFFFFF" w:themeColor="background1"/>
-                <w:sz w:val="21"/>
-                <w:szCs w:val="21"/>
-                <w14:textFill>
-                  <w14:solidFill>
-                    <w14:schemeClr w14:val="bg1"/>
-                  </w14:solidFill>
-                </w14:textFill>
-              </w:rPr>
-            </w:pPr>
-            <w:r>
-              <w:rPr>
-                <w:rFonts w:ascii="Times New Roman" w:hAnsi="Times New Roman" w:eastAsia="微软雅黑" w:cs="Times New Roman"/>
-                <w:b w:val="0"/>
-                <w:bCs/>
-                <w:color w:val="FFFFFF" w:themeColor="background1"/>
-                <w:sz w:val="21"/>
-                <w:szCs w:val="21"/>
-                <w14:textFill>
-                  <w14:solidFill>
-                    <w14:schemeClr w14:val="bg1"/>
-                  </w14:solidFill>
-                </w14:textFill>
-              </w:rPr>
-              <w:t>药物</w:t>
-            </w:r>
-          </w:p>
-        </w:tc>
-        <w:tc>
-          <w:tcPr>
-            <w:tcW w:w="6124" w:type="dxa"/>
-            <w:shd w:val="clear" w:color="auto" w:fill="0B8770"/>
-            <w:vAlign w:val="center"/>
-          </w:tcPr>
-          <w:p>
-            <w:pPr>
-              <w:pStyle w:val="20"/>
-              <w:jc w:val="center"/>
-              <w:rPr>
-                <w:rFonts w:ascii="Times New Roman" w:hAnsi="Times New Roman" w:eastAsia="微软雅黑" w:cs="Times New Roman"/>
-                <w:b w:val="0"/>
-                <w:bCs/>
-                <w:color w:val="FFFFFF" w:themeColor="background1"/>
-                <w:sz w:val="21"/>
-                <w:szCs w:val="21"/>
-                <w14:textFill>
-                  <w14:solidFill>
-                    <w14:schemeClr w14:val="bg1"/>
-                  </w14:solidFill>
-                </w14:textFill>
-              </w:rPr>
-            </w:pPr>
-            <w:r>
-              <w:rPr>
-                <w:rFonts w:ascii="Times New Roman" w:hAnsi="Times New Roman" w:eastAsia="微软雅黑" w:cs="Times New Roman"/>
-                <w:b w:val="0"/>
-                <w:bCs/>
-                <w:color w:val="FFFFFF" w:themeColor="background1"/>
-                <w:sz w:val="21"/>
-                <w:szCs w:val="21"/>
-                <w14:textFill>
-                  <w14:solidFill>
-                    <w14:schemeClr w14:val="bg1"/>
-                  </w14:solidFill>
-                </w14:textFill>
-              </w:rPr>
-              <w:t>获批适应症</w:t>
-            </w:r>
-          </w:p>
-        </w:tc>
-        <w:tc>
-          <w:tcPr>
-            <w:tcW w:w="1393" w:type="dxa"/>
-            <w:shd w:val="clear" w:color="auto" w:fill="0B8770"/>
-            <w:vAlign w:val="center"/>
-          </w:tcPr>
-          <w:p>
-            <w:pPr>
-              <w:pStyle w:val="20"/>
-              <w:jc w:val="center"/>
-              <w:rPr>
-                <w:rFonts w:ascii="Times New Roman" w:hAnsi="Times New Roman" w:eastAsia="微软雅黑" w:cs="Times New Roman"/>
-                <w:b w:val="0"/>
-                <w:bCs/>
-                <w:color w:val="FFFFFF" w:themeColor="background1"/>
-                <w:sz w:val="21"/>
-                <w:szCs w:val="21"/>
-                <w14:textFill>
-                  <w14:solidFill>
-                    <w14:schemeClr w14:val="bg1"/>
-                  </w14:solidFill>
-                </w14:textFill>
-              </w:rPr>
-            </w:pPr>
-            <w:r>
-              <w:rPr>
-                <w:rFonts w:ascii="Times New Roman" w:hAnsi="Times New Roman" w:eastAsia="微软雅黑" w:cs="Times New Roman"/>
-                <w:b w:val="0"/>
-                <w:bCs/>
-                <w:color w:val="FFFFFF" w:themeColor="background1"/>
-                <w:sz w:val="21"/>
-                <w:szCs w:val="21"/>
-                <w14:textFill>
-                  <w14:solidFill>
-                    <w14:schemeClr w14:val="bg1"/>
-                  </w14:solidFill>
-                </w14:textFill>
-              </w:rPr>
-              <w:t>获批机构</w:t>
-            </w:r>
-          </w:p>
-        </w:tc>
-      </w:tr>
-      <w:tr>
-        <w:tblPrEx>
-          <w:tblBorders>
-            <w:top w:val="dotted" w:color="0B8770" w:sz="4" w:space="0"/>
-            <w:left w:val="none" w:color="auto" w:sz="0" w:space="0"/>
-            <w:bottom w:val="single" w:color="0B8770" w:sz="12" w:space="0"/>
-            <w:right w:val="none" w:color="auto" w:sz="0" w:space="0"/>
-            <w:insideH w:val="dotted" w:color="0B8770" w:sz="4" w:space="0"/>
-            <w:insideV w:val="dotted" w:color="0B8770" w:sz="4" w:space="0"/>
-          </w:tblBorders>
-          <w:tblCellMar>
-            <w:top w:w="0" w:type="dxa"/>
-            <w:left w:w="113" w:type="dxa"/>
-            <w:bottom w:w="0" w:type="dxa"/>
-            <w:right w:w="113" w:type="dxa"/>
-          </w:tblCellMar>
-        </w:tblPrEx>
-        <w:trPr>
-          <w:jc w:val="center"/>
-        </w:trPr>
-        <w:tc>
-          <w:tcPr>
-            <w:tcW w:w="9937" w:type="dxa"/>
-            <w:gridSpan w:val="4"/>
-            <w:vAlign w:val="center"/>
-          </w:tcPr>
-          <w:p>
-            <w:pPr>
-              <w:widowControl/>
-              <w:snapToGrid w:val="0"/>
-              <w:jc w:val="center"/>
-              <w:textAlignment w:val="center"/>
-              <w:rPr>
-                <w:rFonts w:ascii="Times New Roman" w:hAnsi="Times New Roman" w:eastAsia="微软雅黑" w:cs="Times New Roman"/>
-                <w:sz w:val="18"/>
-                <w:szCs w:val="18"/>
-                <w:lang w:eastAsia="zh-CN"/>
-              </w:rPr>
-            </w:pPr>
-            <w:r>
-              <w:rPr>
-                <w:rFonts w:hint="eastAsia" w:ascii="Times New Roman" w:hAnsi="Times New Roman" w:eastAsia="微软雅黑" w:cs="Times New Roman"/>
-                <w:sz w:val="18"/>
-                <w:szCs w:val="18"/>
-                <w:lang w:eastAsia="zh-CN"/>
-              </w:rPr>
-              <w:t>{%tr for add in approvedDrugData %}</w:t>
-            </w:r>
-          </w:p>
-        </w:tc>
-      </w:tr>
-      <w:tr>
-        <w:tblPrEx>
-          <w:tblBorders>
-            <w:top w:val="dotted" w:color="0B8770" w:sz="4" w:space="0"/>
-            <w:left w:val="none" w:color="auto" w:sz="0" w:space="0"/>
-            <w:bottom w:val="single" w:color="0B8770" w:sz="12" w:space="0"/>
-            <w:right w:val="none" w:color="auto" w:sz="0" w:space="0"/>
-            <w:insideH w:val="dotted" w:color="0B8770" w:sz="4" w:space="0"/>
-            <w:insideV w:val="dotted" w:color="0B8770" w:sz="4" w:space="0"/>
-          </w:tblBorders>
-          <w:tblCellMar>
-            <w:top w:w="0" w:type="dxa"/>
-            <w:left w:w="113" w:type="dxa"/>
-            <w:bottom w:w="0" w:type="dxa"/>
-            <w:right w:w="113" w:type="dxa"/>
-          </w:tblCellMar>
-        </w:tblPrEx>
-        <w:trPr>
-          <w:jc w:val="center"/>
-        </w:trPr>
-        <w:tc>
-          <w:tcPr>
-            <w:tcW w:w="1210" w:type="dxa"/>
-            <w:vAlign w:val="center"/>
-          </w:tcPr>
-          <w:p>
-            <w:pPr>
-              <w:widowControl/>
-              <w:snapToGrid w:val="0"/>
-              <w:jc w:val="center"/>
-              <w:textAlignment w:val="center"/>
-              <w:rPr>
-                <w:rFonts w:ascii="Times New Roman" w:hAnsi="Times New Roman" w:eastAsia="微软雅黑" w:cs="Times New Roman"/>
-                <w:sz w:val="18"/>
-                <w:szCs w:val="18"/>
-                <w:lang w:eastAsia="zh-CN"/>
-              </w:rPr>
-            </w:pPr>
-            <w:r>
-              <w:rPr>
-                <w:rFonts w:hint="eastAsia" w:ascii="Times New Roman" w:hAnsi="Times New Roman" w:eastAsia="微软雅黑" w:cs="Times New Roman"/>
-                <w:sz w:val="18"/>
-                <w:szCs w:val="18"/>
-                <w:lang w:eastAsia="zh-CN"/>
-              </w:rPr>
-              <w:t>{{ add.disease }}</w:t>
-            </w:r>
-          </w:p>
-        </w:tc>
-        <w:tc>
-          <w:tcPr>
-            <w:tcW w:w="1210" w:type="dxa"/>
-            <w:vAlign w:val="center"/>
-          </w:tcPr>
-          <w:p>
-            <w:pPr>
-              <w:widowControl/>
-              <w:snapToGrid w:val="0"/>
-              <w:jc w:val="center"/>
-              <w:textAlignment w:val="center"/>
-              <w:rPr>
-                <w:rFonts w:ascii="Times New Roman" w:hAnsi="Times New Roman" w:eastAsia="微软雅黑" w:cs="Times New Roman"/>
-                <w:sz w:val="18"/>
-                <w:szCs w:val="18"/>
-                <w:lang w:eastAsia="zh-CN"/>
-              </w:rPr>
-            </w:pPr>
-            <w:r>
-              <w:rPr>
-                <w:rFonts w:hint="eastAsia" w:ascii="Times New Roman" w:hAnsi="Times New Roman" w:eastAsia="微软雅黑" w:cs="Times New Roman"/>
-                <w:sz w:val="18"/>
-                <w:szCs w:val="18"/>
-                <w:lang w:eastAsia="zh-CN"/>
-              </w:rPr>
-              <w:t>{{ add.drug }}</w:t>
-            </w:r>
-          </w:p>
-        </w:tc>
-        <w:tc>
-          <w:tcPr>
-            <w:tcW w:w="6124" w:type="dxa"/>
-            <w:vAlign w:val="center"/>
-          </w:tcPr>
-          <w:p>
-            <w:pPr>
-              <w:widowControl/>
-              <w:snapToGrid w:val="0"/>
-              <w:jc w:val="left"/>
-              <w:textAlignment w:val="center"/>
-              <w:rPr>
-                <w:rFonts w:ascii="Times New Roman" w:hAnsi="Times New Roman" w:eastAsia="微软雅黑" w:cs="Times New Roman"/>
-                <w:sz w:val="18"/>
-                <w:szCs w:val="18"/>
-                <w:lang w:eastAsia="zh-CN"/>
-              </w:rPr>
-            </w:pPr>
-            <w:r>
-              <w:rPr>
-                <w:rFonts w:hint="eastAsia" w:ascii="Times New Roman" w:hAnsi="Times New Roman" w:eastAsia="微软雅黑" w:cs="Times New Roman"/>
-                <w:sz w:val="18"/>
-                <w:szCs w:val="18"/>
-                <w:lang w:eastAsia="zh-CN"/>
-              </w:rPr>
-              <w:t>{{ add.indication }}</w:t>
-            </w:r>
-          </w:p>
-        </w:tc>
-        <w:tc>
-          <w:tcPr>
-            <w:tcW w:w="1393" w:type="dxa"/>
-            <w:vAlign w:val="center"/>
-          </w:tcPr>
-          <w:p>
-            <w:pPr>
-              <w:widowControl/>
-              <w:snapToGrid w:val="0"/>
-              <w:jc w:val="center"/>
-              <w:textAlignment w:val="center"/>
-              <w:rPr>
-                <w:rFonts w:ascii="Times New Roman" w:hAnsi="Times New Roman" w:eastAsia="微软雅黑" w:cs="Times New Roman"/>
-                <w:sz w:val="18"/>
-                <w:szCs w:val="18"/>
-                <w:lang w:eastAsia="zh-CN"/>
-              </w:rPr>
-            </w:pPr>
-            <w:r>
-              <w:rPr>
-                <w:rFonts w:hint="eastAsia" w:ascii="Times New Roman" w:hAnsi="Times New Roman" w:eastAsia="微软雅黑" w:cs="Times New Roman"/>
-                <w:sz w:val="18"/>
-                <w:szCs w:val="18"/>
-                <w:lang w:eastAsia="zh-CN"/>
-              </w:rPr>
-              <w:t>{{ add.institution }}</w:t>
-            </w:r>
-          </w:p>
-        </w:tc>
-      </w:tr>
-      <w:tr>
-        <w:tblPrEx>
-          <w:tblBorders>
-            <w:top w:val="dotted" w:color="0B8770" w:sz="4" w:space="0"/>
-            <w:left w:val="none" w:color="auto" w:sz="0" w:space="0"/>
-            <w:bottom w:val="single" w:color="0B8770" w:sz="12" w:space="0"/>
-            <w:right w:val="none" w:color="auto" w:sz="0" w:space="0"/>
-            <w:insideH w:val="dotted" w:color="0B8770" w:sz="4" w:space="0"/>
-            <w:insideV w:val="dotted" w:color="0B8770" w:sz="4" w:space="0"/>
-          </w:tblBorders>
-          <w:tblCellMar>
-            <w:top w:w="0" w:type="dxa"/>
-            <w:left w:w="113" w:type="dxa"/>
-            <w:bottom w:w="0" w:type="dxa"/>
-            <w:right w:w="113" w:type="dxa"/>
-          </w:tblCellMar>
-        </w:tblPrEx>
-        <w:trPr>
-          <w:jc w:val="center"/>
-        </w:trPr>
-        <w:tc>
-          <w:tcPr>
-            <w:tcW w:w="9937" w:type="dxa"/>
-            <w:gridSpan w:val="4"/>
-            <w:vAlign w:val="center"/>
-          </w:tcPr>
-          <w:p>
-            <w:pPr>
-              <w:widowControl/>
-              <w:snapToGrid w:val="0"/>
-              <w:jc w:val="center"/>
-              <w:textAlignment w:val="center"/>
-              <w:rPr>
-                <w:rFonts w:ascii="Times New Roman" w:hAnsi="Times New Roman" w:eastAsia="微软雅黑" w:cs="Times New Roman"/>
-                <w:sz w:val="18"/>
-                <w:szCs w:val="18"/>
-                <w:lang w:eastAsia="zh-CN"/>
-              </w:rPr>
-            </w:pPr>
-            <w:r>
-              <w:rPr>
-                <w:rFonts w:hint="eastAsia" w:ascii="Times New Roman" w:hAnsi="Times New Roman" w:eastAsia="微软雅黑" w:cs="Times New Roman"/>
-                <w:sz w:val="18"/>
-                <w:szCs w:val="18"/>
-                <w:lang w:eastAsia="zh-CN"/>
-              </w:rPr>
-              <w:t>{%tr endfor %}</w:t>
-            </w:r>
-          </w:p>
-        </w:tc>
-      </w:tr>
-    </w:tbl>
-    <w:p>
-      <w:pPr>
-        <w:widowControl/>
-        <w:rPr>
-          <w:rFonts w:ascii="Times New Roman" w:hAnsi="Times New Roman" w:eastAsia="微软雅黑" w:cs="Times New Roman"/>
-          <w:bCs/>
-          <w:lang w:eastAsia="zh-CN"/>
-        </w:rPr>
-      </w:pPr>
-      <w:r>
-        <w:rPr>
-          <w:rFonts w:hint="eastAsia"/>
-          <w:sz w:val="30"/>
           <w:lang w:eastAsia="zh-CN"/>
         </w:rPr>
         <w:br w:type="page"/>
@@ -9598,18 +8999,18 @@
           <w:szCs w:val="40"/>
         </w:rPr>
       </w:pPr>
-      <w:bookmarkStart w:id="20" w:name="_Toc2210"/>
-      <w:bookmarkStart w:id="21" w:name="_Toc12048"/>
-      <w:bookmarkStart w:id="22" w:name="_Toc32661"/>
-      <w:bookmarkStart w:id="23" w:name="_Toc23903"/>
-      <w:bookmarkStart w:id="24" w:name="_Toc32443_WPSOffice_Level1"/>
-      <w:bookmarkStart w:id="25" w:name="_Toc25727"/>
-      <w:bookmarkStart w:id="26" w:name="_Toc23846_WPSOffice_Level1"/>
-      <w:bookmarkStart w:id="27" w:name="_Toc5598"/>
-      <w:bookmarkStart w:id="28" w:name="_Toc13736"/>
-      <w:bookmarkStart w:id="29" w:name="_Toc4331_WPSOffice_Level1"/>
-      <w:bookmarkStart w:id="30" w:name="_Toc15289_WPSOffice_Level3"/>
-      <w:bookmarkStart w:id="31" w:name="_Toc6931_WPSOffice_Level3"/>
+      <w:bookmarkStart w:id="18" w:name="_Toc2210"/>
+      <w:bookmarkStart w:id="19" w:name="_Toc23846_WPSOffice_Level1"/>
+      <w:bookmarkStart w:id="20" w:name="_Toc5598"/>
+      <w:bookmarkStart w:id="21" w:name="_Toc32661"/>
+      <w:bookmarkStart w:id="22" w:name="_Toc13736"/>
+      <w:bookmarkStart w:id="23" w:name="_Toc32443_WPSOffice_Level1"/>
+      <w:bookmarkStart w:id="24" w:name="_Toc4331_WPSOffice_Level1"/>
+      <w:bookmarkStart w:id="25" w:name="_Toc23903"/>
+      <w:bookmarkStart w:id="26" w:name="_Toc25727"/>
+      <w:bookmarkStart w:id="27" w:name="_Toc12048"/>
+      <w:bookmarkStart w:id="28" w:name="_Toc15289_WPSOffice_Level3"/>
+      <w:bookmarkStart w:id="29" w:name="_Toc6931_WPSOffice_Level3"/>
       <w:r>
         <w:rPr>
           <w:rFonts w:hint="eastAsia"/>
@@ -9619,8 +9020,10 @@
         </w:rPr>
         <w:t>第三部分 检测结果详细解读</w:t>
       </w:r>
-      <w:bookmarkEnd w:id="20"/>
+      <w:bookmarkEnd w:id="18"/>
     </w:p>
+    <w:bookmarkEnd w:id="19"/>
+    <w:bookmarkEnd w:id="20"/>
     <w:bookmarkEnd w:id="21"/>
     <w:bookmarkEnd w:id="22"/>
     <w:bookmarkEnd w:id="23"/>
@@ -9628,8 +9031,6 @@
     <w:bookmarkEnd w:id="25"/>
     <w:bookmarkEnd w:id="26"/>
     <w:bookmarkEnd w:id="27"/>
-    <w:bookmarkEnd w:id="28"/>
-    <w:bookmarkEnd w:id="29"/>
     <w:p>
       <w:pPr>
         <w:pStyle w:val="2"/>
@@ -9645,8 +9046,8 @@
           <w:lang w:eastAsia="zh-CN"/>
         </w:rPr>
       </w:pPr>
-      <w:bookmarkStart w:id="32" w:name="_Toc18812"/>
-      <w:bookmarkStart w:id="33" w:name="_Toc9409"/>
+      <w:bookmarkStart w:id="30" w:name="_Toc9409"/>
+      <w:bookmarkStart w:id="31" w:name="_Toc18812"/>
       <w:r>
         <w:rPr>
           <w:rFonts w:hint="eastAsia" w:cs="Times New Roman"/>
@@ -9663,8 +9064,8 @@
         </w:rPr>
         <w:t>结果解析</w:t>
       </w:r>
-      <w:bookmarkEnd w:id="32"/>
-      <w:bookmarkEnd w:id="33"/>
+      <w:bookmarkEnd w:id="30"/>
+      <w:bookmarkEnd w:id="31"/>
     </w:p>
     <w:p>
       <w:pPr>
@@ -9729,8 +9130,6 @@
     <w:tbl>
       <w:tblPr>
         <w:tblStyle w:val="15"/>
-        <w:tblpPr w:leftFromText="180" w:rightFromText="180" w:vertAnchor="text" w:tblpXSpec="center" w:tblpY="1"/>
-        <w:tblOverlap w:val="never"/>
         <w:tblW w:w="9870" w:type="dxa"/>
         <w:jc w:val="center"/>
         <w:tblBorders>
@@ -9764,12 +9163,6 @@
             <w:insideH w:val="dotted" w:color="0B8770" w:sz="4" w:space="0"/>
             <w:insideV w:val="dotted" w:color="0B8770" w:sz="4" w:space="0"/>
           </w:tblBorders>
-          <w:tblCellMar>
-            <w:top w:w="0" w:type="dxa"/>
-            <w:left w:w="108" w:type="dxa"/>
-            <w:bottom w:w="0" w:type="dxa"/>
-            <w:right w:w="108" w:type="dxa"/>
-          </w:tblCellMar>
         </w:tblPrEx>
         <w:trPr>
           <w:trHeight w:val="417" w:hRule="atLeast"/>
@@ -10782,7 +10175,7 @@
           </w:tblCellMar>
         </w:tblPrEx>
         <w:trPr>
-          <w:trHeight w:val="474" w:hRule="atLeast"/>
+          <w:trHeight w:val="476" w:hRule="atLeast"/>
           <w:jc w:val="center"/>
         </w:trPr>
         <w:tc>
@@ -11476,17 +10869,7 @@
     </w:tbl>
     <w:p>
       <w:pPr>
-        <w:spacing w:before="26"/>
-        <w:rPr>
-          <w:rFonts w:ascii="Times New Roman" w:hAnsi="Times New Roman" w:eastAsia="微软雅黑" w:cs="Times New Roman"/>
-          <w:b/>
-          <w:color w:val="0B8770"/>
-          <w:sz w:val="24"/>
-          <w:szCs w:val="24"/>
-          <w:lang w:eastAsia="zh-CN"/>
-        </w:rPr>
-      </w:pPr>
-      <w:r>
+        <w:pStyle w:val="25"/>
         <w:rPr>
           <w:rFonts w:hint="eastAsia" w:ascii="Times New Roman" w:hAnsi="Times New Roman" w:eastAsia="微软雅黑" w:cs="Times New Roman"/>
           <w:b/>
@@ -11495,568 +10878,6 @@
           <w:szCs w:val="24"/>
           <w:lang w:eastAsia="zh-CN"/>
         </w:rPr>
-        <w:t>{%if tdd.drugResearchList != [] %}</w:t>
-      </w:r>
-    </w:p>
-    <w:p>
-      <w:pPr>
-        <w:keepNext/>
-        <w:spacing w:before="26"/>
-        <w:rPr>
-          <w:rFonts w:ascii="Times New Roman" w:hAnsi="Times New Roman" w:eastAsia="微软雅黑" w:cs="Times New Roman"/>
-          <w:b/>
-          <w:color w:val="0B8770"/>
-          <w:sz w:val="24"/>
-          <w:lang w:eastAsia="zh-CN"/>
-        </w:rPr>
-      </w:pPr>
-      <w:r>
-        <w:rPr>
-          <w:rFonts w:ascii="Times New Roman" w:hAnsi="Times New Roman" w:eastAsia="微软雅黑" w:cs="Times New Roman"/>
-          <w:b/>
-          <w:color w:val="0B8770"/>
-          <w:sz w:val="24"/>
-          <w:lang w:eastAsia="zh-CN"/>
-        </w:rPr>
-        <w:t>潜在受益药物研究信息：</w:t>
-      </w:r>
-    </w:p>
-    <w:tbl>
-      <w:tblPr>
-        <w:tblStyle w:val="15"/>
-        <w:tblpPr w:leftFromText="180" w:rightFromText="180" w:vertAnchor="text" w:tblpXSpec="center" w:tblpY="1"/>
-        <w:tblOverlap w:val="never"/>
-        <w:tblW w:w="9870" w:type="dxa"/>
-        <w:jc w:val="center"/>
-        <w:tblBorders>
-          <w:top w:val="single" w:color="0B8770" w:sz="12" w:space="0"/>
-          <w:left w:val="none" w:color="auto" w:sz="0" w:space="0"/>
-          <w:bottom w:val="dotted" w:color="0B8770" w:sz="4" w:space="0"/>
-          <w:right w:val="none" w:color="auto" w:sz="0" w:space="0"/>
-          <w:insideH w:val="dotted" w:color="0B8770" w:sz="4" w:space="0"/>
-          <w:insideV w:val="dotted" w:color="0B8770" w:sz="4" w:space="0"/>
-        </w:tblBorders>
-        <w:tblLayout w:type="fixed"/>
-        <w:tblCellMar>
-          <w:top w:w="0" w:type="dxa"/>
-          <w:left w:w="108" w:type="dxa"/>
-          <w:bottom w:w="0" w:type="dxa"/>
-          <w:right w:w="108" w:type="dxa"/>
-        </w:tblCellMar>
-      </w:tblPr>
-      <w:tblGrid>
-        <w:gridCol w:w="1526"/>
-        <w:gridCol w:w="1417"/>
-        <w:gridCol w:w="1232"/>
-        <w:gridCol w:w="5695"/>
-      </w:tblGrid>
-      <w:tr>
-        <w:tblPrEx>
-          <w:tblBorders>
-            <w:top w:val="single" w:color="0B8770" w:sz="12" w:space="0"/>
-            <w:left w:val="none" w:color="auto" w:sz="0" w:space="0"/>
-            <w:bottom w:val="dotted" w:color="0B8770" w:sz="4" w:space="0"/>
-            <w:right w:val="none" w:color="auto" w:sz="0" w:space="0"/>
-            <w:insideH w:val="dotted" w:color="0B8770" w:sz="4" w:space="0"/>
-            <w:insideV w:val="dotted" w:color="0B8770" w:sz="4" w:space="0"/>
-          </w:tblBorders>
-          <w:tblCellMar>
-            <w:top w:w="0" w:type="dxa"/>
-            <w:left w:w="108" w:type="dxa"/>
-            <w:bottom w:w="0" w:type="dxa"/>
-            <w:right w:w="108" w:type="dxa"/>
-          </w:tblCellMar>
-        </w:tblPrEx>
-        <w:trPr>
-          <w:trHeight w:val="417" w:hRule="atLeast"/>
-          <w:jc w:val="center"/>
-        </w:trPr>
-        <w:tc>
-          <w:tcPr>
-            <w:tcW w:w="1526" w:type="dxa"/>
-            <w:shd w:val="clear" w:color="auto" w:fill="auto"/>
-            <w:vAlign w:val="center"/>
-          </w:tcPr>
-          <w:p>
-            <w:pPr>
-              <w:keepNext/>
-              <w:jc w:val="center"/>
-              <w:rPr>
-                <w:rFonts w:ascii="Times New Roman" w:hAnsi="Times New Roman" w:eastAsia="微软雅黑" w:cs="Times New Roman"/>
-                <w:b/>
-                <w:color w:val="0B8770"/>
-                <w:sz w:val="18"/>
-                <w:szCs w:val="18"/>
-                <w:lang w:eastAsia="zh-CN"/>
-              </w:rPr>
-            </w:pPr>
-            <w:r>
-              <w:rPr>
-                <w:rFonts w:ascii="Times New Roman" w:hAnsi="Times New Roman" w:eastAsia="微软雅黑" w:cs="Times New Roman"/>
-                <w:b/>
-                <w:color w:val="0B8770"/>
-                <w:sz w:val="18"/>
-                <w:szCs w:val="18"/>
-                <w:lang w:eastAsia="zh-CN"/>
-              </w:rPr>
-              <w:t>药物名称</w:t>
-            </w:r>
-          </w:p>
-        </w:tc>
-        <w:tc>
-          <w:tcPr>
-            <w:tcW w:w="1417" w:type="dxa"/>
-            <w:shd w:val="clear" w:color="auto" w:fill="auto"/>
-            <w:vAlign w:val="center"/>
-          </w:tcPr>
-          <w:p>
-            <w:pPr>
-              <w:keepNext/>
-              <w:jc w:val="center"/>
-              <w:rPr>
-                <w:rFonts w:ascii="Times New Roman" w:hAnsi="Times New Roman" w:eastAsia="微软雅黑" w:cs="Times New Roman"/>
-                <w:b/>
-                <w:color w:val="0B8770"/>
-                <w:sz w:val="18"/>
-                <w:szCs w:val="18"/>
-                <w:lang w:eastAsia="zh-CN"/>
-              </w:rPr>
-            </w:pPr>
-            <w:r>
-              <w:rPr>
-                <w:rFonts w:ascii="Times New Roman" w:hAnsi="Times New Roman" w:eastAsia="微软雅黑" w:cs="Times New Roman"/>
-                <w:b/>
-                <w:color w:val="0B8770"/>
-                <w:sz w:val="18"/>
-                <w:szCs w:val="18"/>
-                <w:lang w:eastAsia="zh-CN"/>
-              </w:rPr>
-              <w:t>相关疾病</w:t>
-            </w:r>
-          </w:p>
-        </w:tc>
-        <w:tc>
-          <w:tcPr>
-            <w:tcW w:w="1232" w:type="dxa"/>
-            <w:shd w:val="clear" w:color="auto" w:fill="auto"/>
-            <w:vAlign w:val="center"/>
-          </w:tcPr>
-          <w:p>
-            <w:pPr>
-              <w:keepNext/>
-              <w:jc w:val="center"/>
-              <w:rPr>
-                <w:rFonts w:ascii="Times New Roman" w:hAnsi="Times New Roman" w:eastAsia="微软雅黑" w:cs="Times New Roman"/>
-                <w:b/>
-                <w:color w:val="0B8770"/>
-                <w:sz w:val="18"/>
-                <w:szCs w:val="18"/>
-                <w:lang w:eastAsia="zh-CN"/>
-              </w:rPr>
-            </w:pPr>
-            <w:r>
-              <w:rPr>
-                <w:rFonts w:ascii="Times New Roman" w:hAnsi="Times New Roman" w:eastAsia="微软雅黑" w:cs="Times New Roman"/>
-                <w:b/>
-                <w:color w:val="0B8770"/>
-                <w:sz w:val="18"/>
-                <w:szCs w:val="18"/>
-                <w:lang w:eastAsia="zh-CN"/>
-              </w:rPr>
-              <w:t>证据</w:t>
-            </w:r>
-            <w:r>
-              <w:rPr>
-                <w:rFonts w:hint="eastAsia" w:ascii="Times New Roman" w:hAnsi="Times New Roman" w:eastAsia="微软雅黑" w:cs="Times New Roman"/>
-                <w:b/>
-                <w:color w:val="0B8770"/>
-                <w:sz w:val="18"/>
-                <w:szCs w:val="18"/>
-                <w:lang w:eastAsia="zh-CN"/>
-              </w:rPr>
-              <w:t>等级</w:t>
-            </w:r>
-          </w:p>
-        </w:tc>
-        <w:tc>
-          <w:tcPr>
-            <w:tcW w:w="5695" w:type="dxa"/>
-            <w:shd w:val="clear" w:color="auto" w:fill="auto"/>
-            <w:vAlign w:val="center"/>
-          </w:tcPr>
-          <w:p>
-            <w:pPr>
-              <w:keepNext/>
-              <w:jc w:val="center"/>
-              <w:rPr>
-                <w:rFonts w:ascii="Times New Roman" w:hAnsi="Times New Roman" w:eastAsia="微软雅黑" w:cs="Times New Roman"/>
-                <w:b/>
-                <w:color w:val="0B8770"/>
-                <w:sz w:val="18"/>
-                <w:szCs w:val="18"/>
-                <w:lang w:eastAsia="zh-CN"/>
-              </w:rPr>
-            </w:pPr>
-            <w:r>
-              <w:rPr>
-                <w:rFonts w:ascii="Times New Roman" w:hAnsi="Times New Roman" w:eastAsia="微软雅黑" w:cs="Times New Roman"/>
-                <w:b/>
-                <w:color w:val="0B8770"/>
-                <w:sz w:val="18"/>
-                <w:szCs w:val="18"/>
-                <w:lang w:eastAsia="zh-CN"/>
-              </w:rPr>
-              <w:t>循证医学信息</w:t>
-            </w:r>
-          </w:p>
-        </w:tc>
-      </w:tr>
-      <w:tr>
-        <w:tblPrEx>
-          <w:tblBorders>
-            <w:top w:val="single" w:color="0B8770" w:sz="12" w:space="0"/>
-            <w:left w:val="none" w:color="auto" w:sz="0" w:space="0"/>
-            <w:bottom w:val="dotted" w:color="0B8770" w:sz="4" w:space="0"/>
-            <w:right w:val="none" w:color="auto" w:sz="0" w:space="0"/>
-            <w:insideH w:val="dotted" w:color="0B8770" w:sz="4" w:space="0"/>
-            <w:insideV w:val="dotted" w:color="0B8770" w:sz="4" w:space="0"/>
-          </w:tblBorders>
-          <w:tblCellMar>
-            <w:top w:w="0" w:type="dxa"/>
-            <w:left w:w="108" w:type="dxa"/>
-            <w:bottom w:w="0" w:type="dxa"/>
-            <w:right w:w="108" w:type="dxa"/>
-          </w:tblCellMar>
-        </w:tblPrEx>
-        <w:trPr>
-          <w:trHeight w:val="494" w:hRule="atLeast"/>
-          <w:jc w:val="center"/>
-        </w:trPr>
-        <w:tc>
-          <w:tcPr>
-            <w:tcW w:w="9870" w:type="dxa"/>
-            <w:gridSpan w:val="4"/>
-            <w:vAlign w:val="center"/>
-          </w:tcPr>
-          <w:p>
-            <w:pPr>
-              <w:keepNext/>
-              <w:spacing w:before="26"/>
-              <w:jc w:val="center"/>
-              <w:rPr>
-                <w:rFonts w:ascii="Times New Roman" w:hAnsi="Times New Roman" w:eastAsia="微软雅黑" w:cs="Times New Roman"/>
-                <w:bCs/>
-                <w:sz w:val="18"/>
-                <w:szCs w:val="18"/>
-                <w:highlight w:val="yellow"/>
-                <w:lang w:eastAsia="zh-CN"/>
-              </w:rPr>
-            </w:pPr>
-            <w:r>
-              <w:rPr>
-                <w:rFonts w:hint="eastAsia" w:ascii="Times New Roman" w:hAnsi="Times New Roman" w:eastAsia="微软雅黑" w:cs="Times New Roman"/>
-                <w:b/>
-                <w:sz w:val="18"/>
-                <w:szCs w:val="18"/>
-                <w:lang w:eastAsia="zh-CN"/>
-              </w:rPr>
-              <w:t>{%tr for dis in tdd.drugResearchList %}</w:t>
-            </w:r>
-          </w:p>
-        </w:tc>
-      </w:tr>
-      <w:tr>
-        <w:tblPrEx>
-          <w:tblBorders>
-            <w:top w:val="single" w:color="0B8770" w:sz="12" w:space="0"/>
-            <w:left w:val="none" w:color="auto" w:sz="0" w:space="0"/>
-            <w:bottom w:val="dotted" w:color="0B8770" w:sz="4" w:space="0"/>
-            <w:right w:val="none" w:color="auto" w:sz="0" w:space="0"/>
-            <w:insideH w:val="dotted" w:color="0B8770" w:sz="4" w:space="0"/>
-            <w:insideV w:val="dotted" w:color="0B8770" w:sz="4" w:space="0"/>
-          </w:tblBorders>
-          <w:tblCellMar>
-            <w:top w:w="0" w:type="dxa"/>
-            <w:left w:w="108" w:type="dxa"/>
-            <w:bottom w:w="0" w:type="dxa"/>
-            <w:right w:w="108" w:type="dxa"/>
-          </w:tblCellMar>
-        </w:tblPrEx>
-        <w:trPr>
-          <w:trHeight w:val="494" w:hRule="atLeast"/>
-          <w:jc w:val="center"/>
-        </w:trPr>
-        <w:tc>
-          <w:tcPr>
-            <w:tcW w:w="1526" w:type="dxa"/>
-            <w:vAlign w:val="center"/>
-          </w:tcPr>
-          <w:p>
-            <w:pPr>
-              <w:spacing w:before="1" w:line="249" w:lineRule="auto"/>
-              <w:ind w:right="131"/>
-              <w:jc w:val="center"/>
-              <w:rPr>
-                <w:rFonts w:ascii="Times New Roman" w:hAnsi="Times New Roman" w:eastAsia="微软雅黑" w:cs="Times New Roman"/>
-                <w:b/>
-                <w:sz w:val="18"/>
-                <w:szCs w:val="18"/>
-                <w:highlight w:val="yellow"/>
-              </w:rPr>
-            </w:pPr>
-            <w:r>
-              <w:rPr>
-                <w:rFonts w:ascii="Times New Roman" w:hAnsi="Times New Roman" w:eastAsia="微软雅黑" w:cs="Times New Roman"/>
-                <w:sz w:val="18"/>
-                <w:szCs w:val="18"/>
-                <w:lang w:eastAsia="zh-CN"/>
-              </w:rPr>
-              <w:t>{{</w:t>
-            </w:r>
-            <w:r>
-              <w:rPr>
-                <w:rFonts w:ascii="Times New Roman" w:hAnsi="Times New Roman" w:eastAsia="微软雅黑" w:cs="Times New Roman"/>
-                <w:bCs/>
-                <w:sz w:val="18"/>
-                <w:szCs w:val="18"/>
-                <w:lang w:eastAsia="zh-CN"/>
-              </w:rPr>
-              <w:t>dis.drug_name_chinese</w:t>
-            </w:r>
-            <w:r>
-              <w:rPr>
-                <w:rFonts w:hint="eastAsia" w:ascii="Times New Roman" w:hAnsi="Times New Roman" w:eastAsia="微软雅黑" w:cs="Times New Roman"/>
-                <w:bCs/>
-                <w:sz w:val="18"/>
-                <w:szCs w:val="18"/>
-                <w:lang w:eastAsia="zh-CN"/>
-              </w:rPr>
-              <w:t>3</w:t>
-            </w:r>
-            <w:r>
-              <w:rPr>
-                <w:rFonts w:ascii="Times New Roman" w:hAnsi="Times New Roman" w:eastAsia="微软雅黑" w:cs="Times New Roman"/>
-                <w:sz w:val="18"/>
-                <w:szCs w:val="18"/>
-                <w:lang w:eastAsia="zh-CN"/>
-              </w:rPr>
-              <w:t xml:space="preserve"> }}</w:t>
-            </w:r>
-          </w:p>
-        </w:tc>
-        <w:tc>
-          <w:tcPr>
-            <w:tcW w:w="1417" w:type="dxa"/>
-            <w:vAlign w:val="center"/>
-          </w:tcPr>
-          <w:p>
-            <w:pPr>
-              <w:keepNext/>
-              <w:spacing w:before="26"/>
-              <w:jc w:val="center"/>
-              <w:rPr>
-                <w:rFonts w:ascii="Times New Roman" w:hAnsi="Times New Roman" w:eastAsia="微软雅黑" w:cs="Times New Roman"/>
-                <w:bCs/>
-                <w:sz w:val="18"/>
-                <w:szCs w:val="18"/>
-                <w:highlight w:val="yellow"/>
-                <w:lang w:eastAsia="zh-CN"/>
-              </w:rPr>
-            </w:pPr>
-            <w:r>
-              <w:rPr>
-                <w:rFonts w:hint="eastAsia" w:ascii="Times New Roman" w:hAnsi="Times New Roman" w:eastAsia="微软雅黑" w:cs="Times New Roman"/>
-                <w:sz w:val="18"/>
-                <w:szCs w:val="18"/>
-                <w:lang w:eastAsia="zh-CN"/>
-              </w:rPr>
-              <w:t>{{dis.</w:t>
-            </w:r>
-            <w:r>
-              <w:rPr>
-                <w:rFonts w:hint="eastAsia" w:ascii="Times New Roman" w:hAnsi="Times New Roman" w:eastAsia="微软雅黑" w:cs="Times New Roman"/>
-                <w:bCs/>
-                <w:sz w:val="18"/>
-                <w:szCs w:val="18"/>
-                <w:lang w:eastAsia="zh-CN"/>
-              </w:rPr>
-              <w:t>disease_name_chinese</w:t>
-            </w:r>
-            <w:r>
-              <w:rPr>
-                <w:rFonts w:hint="eastAsia" w:ascii="Times New Roman" w:hAnsi="Times New Roman" w:eastAsia="微软雅黑" w:cs="Times New Roman"/>
-                <w:sz w:val="18"/>
-                <w:szCs w:val="18"/>
-                <w:lang w:eastAsia="zh-CN"/>
-              </w:rPr>
-              <w:t>}}</w:t>
-            </w:r>
-          </w:p>
-        </w:tc>
-        <w:tc>
-          <w:tcPr>
-            <w:tcW w:w="1232" w:type="dxa"/>
-            <w:vAlign w:val="center"/>
-          </w:tcPr>
-          <w:p>
-            <w:pPr>
-              <w:keepNext/>
-              <w:spacing w:before="26"/>
-              <w:jc w:val="center"/>
-              <w:rPr>
-                <w:rFonts w:ascii="Times New Roman" w:hAnsi="Times New Roman" w:eastAsia="微软雅黑" w:cs="Times New Roman"/>
-                <w:bCs/>
-                <w:sz w:val="18"/>
-                <w:szCs w:val="18"/>
-                <w:highlight w:val="yellow"/>
-                <w:lang w:eastAsia="zh-CN"/>
-              </w:rPr>
-            </w:pPr>
-            <w:r>
-              <w:rPr>
-                <w:rFonts w:hint="eastAsia" w:ascii="Times New Roman" w:hAnsi="Times New Roman" w:eastAsia="微软雅黑" w:cs="Times New Roman"/>
-                <w:sz w:val="18"/>
-                <w:szCs w:val="18"/>
-                <w:lang w:eastAsia="zh-CN"/>
-              </w:rPr>
-              <w:t>{{</w:t>
-            </w:r>
-            <w:r>
-              <w:rPr>
-                <w:rFonts w:hint="eastAsia" w:ascii="Times New Roman" w:hAnsi="Times New Roman" w:eastAsia="微软雅黑" w:cs="Times New Roman"/>
-                <w:bCs/>
-                <w:sz w:val="18"/>
-                <w:szCs w:val="18"/>
-                <w:lang w:eastAsia="zh-CN"/>
-              </w:rPr>
-              <w:t>dis.evidence_phase_chinese</w:t>
-            </w:r>
-            <w:r>
-              <w:rPr>
-                <w:rFonts w:hint="eastAsia" w:ascii="Times New Roman" w:hAnsi="Times New Roman" w:eastAsia="微软雅黑" w:cs="Times New Roman"/>
-                <w:sz w:val="18"/>
-                <w:szCs w:val="18"/>
-                <w:lang w:eastAsia="zh-CN"/>
-              </w:rPr>
-              <w:t>}}</w:t>
-            </w:r>
-          </w:p>
-        </w:tc>
-        <w:tc>
-          <w:tcPr>
-            <w:tcW w:w="5695" w:type="dxa"/>
-            <w:vAlign w:val="center"/>
-          </w:tcPr>
-          <w:p>
-            <w:pPr>
-              <w:keepNext/>
-              <w:spacing w:before="26"/>
-              <w:jc w:val="center"/>
-              <w:rPr>
-                <w:rFonts w:ascii="Times New Roman" w:hAnsi="Times New Roman" w:eastAsia="微软雅黑" w:cs="Times New Roman"/>
-                <w:bCs/>
-                <w:sz w:val="18"/>
-                <w:szCs w:val="18"/>
-                <w:highlight w:val="yellow"/>
-                <w:lang w:eastAsia="zh-CN"/>
-              </w:rPr>
-            </w:pPr>
-            <w:r>
-              <w:rPr>
-                <w:rFonts w:hint="eastAsia" w:ascii="Times New Roman" w:hAnsi="Times New Roman" w:eastAsia="微软雅黑" w:cs="Times New Roman"/>
-                <w:sz w:val="18"/>
-                <w:szCs w:val="18"/>
-                <w:lang w:eastAsia="zh-CN"/>
-              </w:rPr>
-              <w:t>{{</w:t>
-            </w:r>
-            <w:r>
-              <w:rPr>
-                <w:rFonts w:hint="eastAsia" w:ascii="Times New Roman" w:hAnsi="Times New Roman" w:eastAsia="微软雅黑" w:cs="Times New Roman"/>
-                <w:bCs/>
-                <w:sz w:val="18"/>
-                <w:szCs w:val="18"/>
-                <w:lang w:eastAsia="zh-CN"/>
-              </w:rPr>
-              <w:t>dis.annotation_chinese</w:t>
-            </w:r>
-            <w:r>
-              <w:rPr>
-                <w:rFonts w:hint="eastAsia" w:ascii="Times New Roman" w:hAnsi="Times New Roman" w:eastAsia="微软雅黑" w:cs="Times New Roman"/>
-                <w:sz w:val="18"/>
-                <w:szCs w:val="18"/>
-                <w:lang w:eastAsia="zh-CN"/>
-              </w:rPr>
-              <w:t>}}</w:t>
-            </w:r>
-          </w:p>
-        </w:tc>
-      </w:tr>
-      <w:tr>
-        <w:tblPrEx>
-          <w:tblBorders>
-            <w:top w:val="single" w:color="0B8770" w:sz="12" w:space="0"/>
-            <w:left w:val="none" w:color="auto" w:sz="0" w:space="0"/>
-            <w:bottom w:val="dotted" w:color="0B8770" w:sz="4" w:space="0"/>
-            <w:right w:val="none" w:color="auto" w:sz="0" w:space="0"/>
-            <w:insideH w:val="dotted" w:color="0B8770" w:sz="4" w:space="0"/>
-            <w:insideV w:val="dotted" w:color="0B8770" w:sz="4" w:space="0"/>
-          </w:tblBorders>
-          <w:tblCellMar>
-            <w:top w:w="0" w:type="dxa"/>
-            <w:left w:w="108" w:type="dxa"/>
-            <w:bottom w:w="0" w:type="dxa"/>
-            <w:right w:w="108" w:type="dxa"/>
-          </w:tblCellMar>
-        </w:tblPrEx>
-        <w:trPr>
-          <w:trHeight w:val="494" w:hRule="atLeast"/>
-          <w:jc w:val="center"/>
-        </w:trPr>
-        <w:tc>
-          <w:tcPr>
-            <w:tcW w:w="9870" w:type="dxa"/>
-            <w:gridSpan w:val="4"/>
-            <w:vAlign w:val="center"/>
-          </w:tcPr>
-          <w:p>
-            <w:pPr>
-              <w:keepNext/>
-              <w:spacing w:before="26"/>
-              <w:jc w:val="center"/>
-              <w:rPr>
-                <w:rFonts w:ascii="Times New Roman" w:hAnsi="Times New Roman" w:eastAsia="微软雅黑" w:cs="Times New Roman"/>
-                <w:bCs/>
-                <w:sz w:val="18"/>
-                <w:szCs w:val="18"/>
-                <w:lang w:eastAsia="zh-CN"/>
-              </w:rPr>
-            </w:pPr>
-            <w:r>
-              <w:rPr>
-                <w:rFonts w:hint="eastAsia" w:ascii="Times New Roman" w:hAnsi="Times New Roman" w:eastAsia="微软雅黑" w:cs="Times New Roman"/>
-                <w:b/>
-                <w:sz w:val="18"/>
-                <w:szCs w:val="18"/>
-                <w:lang w:eastAsia="zh-CN"/>
-              </w:rPr>
-              <w:t>{%tr endfor %}</w:t>
-            </w:r>
-          </w:p>
-        </w:tc>
-      </w:tr>
-    </w:tbl>
-    <w:p>
-      <w:pPr>
-        <w:spacing w:before="26"/>
-        <w:rPr>
-          <w:rFonts w:ascii="Times New Roman" w:hAnsi="Times New Roman" w:eastAsia="微软雅黑" w:cs="Times New Roman"/>
-          <w:b/>
-          <w:color w:val="0B8770"/>
-          <w:sz w:val="24"/>
-          <w:szCs w:val="24"/>
-          <w:lang w:eastAsia="zh-CN"/>
-        </w:rPr>
       </w:pPr>
       <w:r>
         <w:rPr>
@@ -12067,1220 +10888,11 @@
           <w:szCs w:val="24"/>
           <w:lang w:eastAsia="zh-CN"/>
         </w:rPr>
-        <w:t>{% endif %}{%if tdd.potentialDrugList != [] %}</w:t>
-      </w:r>
-    </w:p>
-    <w:p>
-      <w:pPr>
-        <w:keepNext/>
-        <w:spacing w:before="26"/>
-        <w:rPr>
-          <w:rFonts w:ascii="Times New Roman" w:hAnsi="Times New Roman" w:eastAsia="微软雅黑" w:cs="Times New Roman"/>
-          <w:b/>
-          <w:color w:val="0B8770"/>
-          <w:sz w:val="24"/>
-          <w:lang w:eastAsia="zh-CN"/>
-        </w:rPr>
-      </w:pPr>
-      <w:r>
-        <w:rPr>
-          <w:rFonts w:hint="eastAsia" w:ascii="Times New Roman" w:hAnsi="Times New Roman" w:eastAsia="微软雅黑" w:cs="Times New Roman"/>
-          <w:b/>
-          <w:color w:val="0B8770"/>
-          <w:sz w:val="24"/>
-          <w:lang w:eastAsia="zh-CN"/>
-        </w:rPr>
-        <w:t>潜在耐药研究信息：</w:t>
-      </w:r>
-    </w:p>
-    <w:tbl>
-      <w:tblPr>
-        <w:tblStyle w:val="15"/>
-        <w:tblpPr w:leftFromText="180" w:rightFromText="180" w:vertAnchor="text" w:tblpXSpec="center" w:tblpY="1"/>
-        <w:tblOverlap w:val="never"/>
-        <w:tblW w:w="9870" w:type="dxa"/>
-        <w:jc w:val="center"/>
-        <w:tblBorders>
-          <w:top w:val="single" w:color="0B8770" w:sz="12" w:space="0"/>
-          <w:left w:val="none" w:color="auto" w:sz="0" w:space="0"/>
-          <w:bottom w:val="dotted" w:color="0B8770" w:sz="4" w:space="0"/>
-          <w:right w:val="none" w:color="auto" w:sz="0" w:space="0"/>
-          <w:insideH w:val="dotted" w:color="0B8770" w:sz="4" w:space="0"/>
-          <w:insideV w:val="dotted" w:color="0B8770" w:sz="4" w:space="0"/>
-        </w:tblBorders>
-        <w:tblLayout w:type="fixed"/>
-        <w:tblCellMar>
-          <w:top w:w="0" w:type="dxa"/>
-          <w:left w:w="108" w:type="dxa"/>
-          <w:bottom w:w="0" w:type="dxa"/>
-          <w:right w:w="108" w:type="dxa"/>
-        </w:tblCellMar>
-      </w:tblPr>
-      <w:tblGrid>
-        <w:gridCol w:w="1526"/>
-        <w:gridCol w:w="1417"/>
-        <w:gridCol w:w="1261"/>
-        <w:gridCol w:w="5666"/>
-      </w:tblGrid>
-      <w:tr>
-        <w:tblPrEx>
-          <w:tblBorders>
-            <w:top w:val="single" w:color="0B8770" w:sz="12" w:space="0"/>
-            <w:left w:val="none" w:color="auto" w:sz="0" w:space="0"/>
-            <w:bottom w:val="dotted" w:color="0B8770" w:sz="4" w:space="0"/>
-            <w:right w:val="none" w:color="auto" w:sz="0" w:space="0"/>
-            <w:insideH w:val="dotted" w:color="0B8770" w:sz="4" w:space="0"/>
-            <w:insideV w:val="dotted" w:color="0B8770" w:sz="4" w:space="0"/>
-          </w:tblBorders>
-          <w:tblCellMar>
-            <w:top w:w="0" w:type="dxa"/>
-            <w:left w:w="108" w:type="dxa"/>
-            <w:bottom w:w="0" w:type="dxa"/>
-            <w:right w:w="108" w:type="dxa"/>
-          </w:tblCellMar>
-        </w:tblPrEx>
-        <w:trPr>
-          <w:trHeight w:val="417" w:hRule="atLeast"/>
-          <w:jc w:val="center"/>
-        </w:trPr>
-        <w:tc>
-          <w:tcPr>
-            <w:tcW w:w="1526" w:type="dxa"/>
-            <w:shd w:val="clear" w:color="auto" w:fill="auto"/>
-            <w:vAlign w:val="center"/>
-          </w:tcPr>
-          <w:p>
-            <w:pPr>
-              <w:keepNext/>
-              <w:jc w:val="center"/>
-              <w:rPr>
-                <w:rFonts w:ascii="Times New Roman" w:hAnsi="Times New Roman" w:eastAsia="微软雅黑" w:cs="Times New Roman"/>
-                <w:b/>
-                <w:color w:val="0B8770"/>
-                <w:sz w:val="18"/>
-                <w:szCs w:val="18"/>
-                <w:lang w:eastAsia="zh-CN"/>
-              </w:rPr>
-            </w:pPr>
-            <w:r>
-              <w:rPr>
-                <w:rFonts w:ascii="Times New Roman" w:hAnsi="Times New Roman" w:eastAsia="微软雅黑" w:cs="Times New Roman"/>
-                <w:b/>
-                <w:color w:val="0B8770"/>
-                <w:sz w:val="18"/>
-                <w:szCs w:val="18"/>
-                <w:lang w:eastAsia="zh-CN"/>
-              </w:rPr>
-              <w:t>药物名称</w:t>
-            </w:r>
-          </w:p>
-        </w:tc>
-        <w:tc>
-          <w:tcPr>
-            <w:tcW w:w="1417" w:type="dxa"/>
-            <w:shd w:val="clear" w:color="auto" w:fill="auto"/>
-            <w:vAlign w:val="center"/>
-          </w:tcPr>
-          <w:p>
-            <w:pPr>
-              <w:keepNext/>
-              <w:jc w:val="center"/>
-              <w:rPr>
-                <w:rFonts w:ascii="Times New Roman" w:hAnsi="Times New Roman" w:eastAsia="微软雅黑" w:cs="Times New Roman"/>
-                <w:b/>
-                <w:color w:val="0B8770"/>
-                <w:sz w:val="18"/>
-                <w:szCs w:val="18"/>
-                <w:lang w:eastAsia="zh-CN"/>
-              </w:rPr>
-            </w:pPr>
-            <w:r>
-              <w:rPr>
-                <w:rFonts w:ascii="Times New Roman" w:hAnsi="Times New Roman" w:eastAsia="微软雅黑" w:cs="Times New Roman"/>
-                <w:b/>
-                <w:color w:val="0B8770"/>
-                <w:sz w:val="18"/>
-                <w:szCs w:val="18"/>
-                <w:lang w:eastAsia="zh-CN"/>
-              </w:rPr>
-              <w:t>相关疾病</w:t>
-            </w:r>
-          </w:p>
-        </w:tc>
-        <w:tc>
-          <w:tcPr>
-            <w:tcW w:w="1261" w:type="dxa"/>
-            <w:shd w:val="clear" w:color="auto" w:fill="auto"/>
-            <w:vAlign w:val="center"/>
-          </w:tcPr>
-          <w:p>
-            <w:pPr>
-              <w:keepNext/>
-              <w:jc w:val="center"/>
-              <w:rPr>
-                <w:rFonts w:ascii="Times New Roman" w:hAnsi="Times New Roman" w:eastAsia="微软雅黑" w:cs="Times New Roman"/>
-                <w:b/>
-                <w:color w:val="0B8770"/>
-                <w:sz w:val="18"/>
-                <w:szCs w:val="18"/>
-                <w:lang w:eastAsia="zh-CN"/>
-              </w:rPr>
-            </w:pPr>
-            <w:r>
-              <w:rPr>
-                <w:rFonts w:ascii="Times New Roman" w:hAnsi="Times New Roman" w:eastAsia="微软雅黑" w:cs="Times New Roman"/>
-                <w:b/>
-                <w:color w:val="0B8770"/>
-                <w:sz w:val="18"/>
-                <w:szCs w:val="18"/>
-                <w:lang w:eastAsia="zh-CN"/>
-              </w:rPr>
-              <w:t>证据</w:t>
-            </w:r>
-            <w:r>
-              <w:rPr>
-                <w:rFonts w:hint="eastAsia" w:ascii="Times New Roman" w:hAnsi="Times New Roman" w:eastAsia="微软雅黑" w:cs="Times New Roman"/>
-                <w:b/>
-                <w:color w:val="0B8770"/>
-                <w:sz w:val="18"/>
-                <w:szCs w:val="18"/>
-                <w:lang w:eastAsia="zh-CN"/>
-              </w:rPr>
-              <w:t>等级</w:t>
-            </w:r>
-          </w:p>
-        </w:tc>
-        <w:tc>
-          <w:tcPr>
-            <w:tcW w:w="5666" w:type="dxa"/>
-            <w:shd w:val="clear" w:color="auto" w:fill="auto"/>
-            <w:vAlign w:val="center"/>
-          </w:tcPr>
-          <w:p>
-            <w:pPr>
-              <w:keepNext/>
-              <w:jc w:val="center"/>
-              <w:rPr>
-                <w:rFonts w:ascii="Times New Roman" w:hAnsi="Times New Roman" w:eastAsia="微软雅黑" w:cs="Times New Roman"/>
-                <w:b/>
-                <w:color w:val="0B8770"/>
-                <w:sz w:val="18"/>
-                <w:szCs w:val="18"/>
-                <w:lang w:eastAsia="zh-CN"/>
-              </w:rPr>
-            </w:pPr>
-            <w:r>
-              <w:rPr>
-                <w:rFonts w:ascii="Times New Roman" w:hAnsi="Times New Roman" w:eastAsia="微软雅黑" w:cs="Times New Roman"/>
-                <w:b/>
-                <w:color w:val="0B8770"/>
-                <w:sz w:val="18"/>
-                <w:szCs w:val="18"/>
-                <w:lang w:eastAsia="zh-CN"/>
-              </w:rPr>
-              <w:t>循证医学信息</w:t>
-            </w:r>
-          </w:p>
-        </w:tc>
-      </w:tr>
-      <w:tr>
-        <w:tblPrEx>
-          <w:tblBorders>
-            <w:top w:val="single" w:color="0B8770" w:sz="12" w:space="0"/>
-            <w:left w:val="none" w:color="auto" w:sz="0" w:space="0"/>
-            <w:bottom w:val="dotted" w:color="0B8770" w:sz="4" w:space="0"/>
-            <w:right w:val="none" w:color="auto" w:sz="0" w:space="0"/>
-            <w:insideH w:val="dotted" w:color="0B8770" w:sz="4" w:space="0"/>
-            <w:insideV w:val="dotted" w:color="0B8770" w:sz="4" w:space="0"/>
-          </w:tblBorders>
-          <w:tblCellMar>
-            <w:top w:w="0" w:type="dxa"/>
-            <w:left w:w="108" w:type="dxa"/>
-            <w:bottom w:w="0" w:type="dxa"/>
-            <w:right w:w="108" w:type="dxa"/>
-          </w:tblCellMar>
-        </w:tblPrEx>
-        <w:trPr>
-          <w:trHeight w:val="494" w:hRule="atLeast"/>
-          <w:jc w:val="center"/>
-        </w:trPr>
-        <w:tc>
-          <w:tcPr>
-            <w:tcW w:w="9870" w:type="dxa"/>
-            <w:gridSpan w:val="4"/>
-            <w:vAlign w:val="center"/>
-          </w:tcPr>
-          <w:p>
-            <w:pPr>
-              <w:keepNext/>
-              <w:spacing w:before="26"/>
-              <w:jc w:val="center"/>
-              <w:rPr>
-                <w:rFonts w:ascii="Times New Roman" w:hAnsi="Times New Roman" w:eastAsia="微软雅黑" w:cs="Times New Roman"/>
-                <w:bCs/>
-                <w:sz w:val="18"/>
-                <w:szCs w:val="18"/>
-                <w:highlight w:val="yellow"/>
-                <w:lang w:eastAsia="zh-CN"/>
-              </w:rPr>
-            </w:pPr>
-            <w:r>
-              <w:rPr>
-                <w:rFonts w:hint="eastAsia" w:ascii="Times New Roman" w:hAnsi="Times New Roman" w:eastAsia="微软雅黑" w:cs="Times New Roman"/>
-                <w:b/>
-                <w:sz w:val="18"/>
-                <w:szCs w:val="18"/>
-                <w:lang w:eastAsia="zh-CN"/>
-              </w:rPr>
-              <w:t>{%tr for dis in tdd.</w:t>
-            </w:r>
-            <w:r>
-              <w:rPr>
-                <w:rFonts w:ascii="Times New Roman" w:hAnsi="Times New Roman" w:eastAsia="微软雅黑" w:cs="Times New Roman"/>
-                <w:b/>
-                <w:sz w:val="18"/>
-                <w:szCs w:val="18"/>
-                <w:lang w:eastAsia="zh-CN"/>
-              </w:rPr>
-              <w:t>potentialDrugList</w:t>
-            </w:r>
-            <w:r>
-              <w:rPr>
-                <w:rFonts w:hint="eastAsia" w:ascii="Times New Roman" w:hAnsi="Times New Roman" w:eastAsia="微软雅黑" w:cs="Times New Roman"/>
-                <w:b/>
-                <w:sz w:val="18"/>
-                <w:szCs w:val="18"/>
-                <w:lang w:eastAsia="zh-CN"/>
-              </w:rPr>
-              <w:t xml:space="preserve"> %}</w:t>
-            </w:r>
-          </w:p>
-        </w:tc>
-      </w:tr>
-      <w:tr>
-        <w:tblPrEx>
-          <w:tblBorders>
-            <w:top w:val="single" w:color="0B8770" w:sz="12" w:space="0"/>
-            <w:left w:val="none" w:color="auto" w:sz="0" w:space="0"/>
-            <w:bottom w:val="dotted" w:color="0B8770" w:sz="4" w:space="0"/>
-            <w:right w:val="none" w:color="auto" w:sz="0" w:space="0"/>
-            <w:insideH w:val="dotted" w:color="0B8770" w:sz="4" w:space="0"/>
-            <w:insideV w:val="dotted" w:color="0B8770" w:sz="4" w:space="0"/>
-          </w:tblBorders>
-          <w:tblCellMar>
-            <w:top w:w="0" w:type="dxa"/>
-            <w:left w:w="108" w:type="dxa"/>
-            <w:bottom w:w="0" w:type="dxa"/>
-            <w:right w:w="108" w:type="dxa"/>
-          </w:tblCellMar>
-        </w:tblPrEx>
-        <w:trPr>
-          <w:trHeight w:val="494" w:hRule="atLeast"/>
-          <w:jc w:val="center"/>
-        </w:trPr>
-        <w:tc>
-          <w:tcPr>
-            <w:tcW w:w="1526" w:type="dxa"/>
-            <w:vAlign w:val="center"/>
-          </w:tcPr>
-          <w:p>
-            <w:pPr>
-              <w:spacing w:before="1" w:line="249" w:lineRule="auto"/>
-              <w:ind w:right="131"/>
-              <w:jc w:val="center"/>
-              <w:rPr>
-                <w:rFonts w:ascii="Times New Roman" w:hAnsi="Times New Roman" w:eastAsia="微软雅黑" w:cs="Times New Roman"/>
-                <w:b/>
-                <w:sz w:val="18"/>
-                <w:szCs w:val="18"/>
-                <w:highlight w:val="yellow"/>
-              </w:rPr>
-            </w:pPr>
-            <w:r>
-              <w:rPr>
-                <w:rFonts w:ascii="Times New Roman" w:hAnsi="Times New Roman" w:eastAsia="微软雅黑" w:cs="Times New Roman"/>
-                <w:sz w:val="18"/>
-                <w:szCs w:val="18"/>
-                <w:lang w:eastAsia="zh-CN"/>
-              </w:rPr>
-              <w:t>{{</w:t>
-            </w:r>
-            <w:r>
-              <w:rPr>
-                <w:rFonts w:ascii="Times New Roman" w:hAnsi="Times New Roman" w:eastAsia="微软雅黑" w:cs="Times New Roman"/>
-                <w:bCs/>
-                <w:sz w:val="18"/>
-                <w:szCs w:val="18"/>
-                <w:lang w:eastAsia="zh-CN"/>
-              </w:rPr>
-              <w:t>dis.drug_name_chinese</w:t>
-            </w:r>
-            <w:r>
-              <w:rPr>
-                <w:rFonts w:hint="eastAsia" w:ascii="Times New Roman" w:hAnsi="Times New Roman" w:eastAsia="微软雅黑" w:cs="Times New Roman"/>
-                <w:bCs/>
-                <w:sz w:val="18"/>
-                <w:szCs w:val="18"/>
-                <w:lang w:eastAsia="zh-CN"/>
-              </w:rPr>
-              <w:t>3</w:t>
-            </w:r>
-            <w:r>
-              <w:rPr>
-                <w:rFonts w:ascii="Times New Roman" w:hAnsi="Times New Roman" w:eastAsia="微软雅黑" w:cs="Times New Roman"/>
-                <w:sz w:val="18"/>
-                <w:szCs w:val="18"/>
-                <w:lang w:eastAsia="zh-CN"/>
-              </w:rPr>
-              <w:t xml:space="preserve"> }}</w:t>
-            </w:r>
-          </w:p>
-        </w:tc>
-        <w:tc>
-          <w:tcPr>
-            <w:tcW w:w="1417" w:type="dxa"/>
-            <w:vAlign w:val="center"/>
-          </w:tcPr>
-          <w:p>
-            <w:pPr>
-              <w:keepNext/>
-              <w:spacing w:before="26"/>
-              <w:jc w:val="center"/>
-              <w:rPr>
-                <w:rFonts w:ascii="Times New Roman" w:hAnsi="Times New Roman" w:eastAsia="微软雅黑" w:cs="Times New Roman"/>
-                <w:bCs/>
-                <w:sz w:val="18"/>
-                <w:szCs w:val="18"/>
-                <w:highlight w:val="yellow"/>
-                <w:lang w:eastAsia="zh-CN"/>
-              </w:rPr>
-            </w:pPr>
-            <w:r>
-              <w:rPr>
-                <w:rFonts w:hint="eastAsia" w:ascii="Times New Roman" w:hAnsi="Times New Roman" w:eastAsia="微软雅黑" w:cs="Times New Roman"/>
-                <w:sz w:val="18"/>
-                <w:szCs w:val="18"/>
-                <w:lang w:eastAsia="zh-CN"/>
-              </w:rPr>
-              <w:t>{{dis.</w:t>
-            </w:r>
-            <w:r>
-              <w:rPr>
-                <w:rFonts w:hint="eastAsia" w:ascii="Times New Roman" w:hAnsi="Times New Roman" w:eastAsia="微软雅黑" w:cs="Times New Roman"/>
-                <w:bCs/>
-                <w:sz w:val="18"/>
-                <w:szCs w:val="18"/>
-                <w:lang w:eastAsia="zh-CN"/>
-              </w:rPr>
-              <w:t>disease_name_chinese</w:t>
-            </w:r>
-            <w:r>
-              <w:rPr>
-                <w:rFonts w:hint="eastAsia" w:ascii="Times New Roman" w:hAnsi="Times New Roman" w:eastAsia="微软雅黑" w:cs="Times New Roman"/>
-                <w:sz w:val="18"/>
-                <w:szCs w:val="18"/>
-                <w:lang w:eastAsia="zh-CN"/>
-              </w:rPr>
-              <w:t>}}</w:t>
-            </w:r>
-          </w:p>
-        </w:tc>
-        <w:tc>
-          <w:tcPr>
-            <w:tcW w:w="1261" w:type="dxa"/>
-            <w:vAlign w:val="center"/>
-          </w:tcPr>
-          <w:p>
-            <w:pPr>
-              <w:keepNext/>
-              <w:spacing w:before="26"/>
-              <w:jc w:val="center"/>
-              <w:rPr>
-                <w:rFonts w:ascii="Times New Roman" w:hAnsi="Times New Roman" w:eastAsia="微软雅黑" w:cs="Times New Roman"/>
-                <w:bCs/>
-                <w:sz w:val="18"/>
-                <w:szCs w:val="18"/>
-                <w:highlight w:val="yellow"/>
-                <w:lang w:eastAsia="zh-CN"/>
-              </w:rPr>
-            </w:pPr>
-            <w:r>
-              <w:rPr>
-                <w:rFonts w:hint="eastAsia" w:ascii="Times New Roman" w:hAnsi="Times New Roman" w:eastAsia="微软雅黑" w:cs="Times New Roman"/>
-                <w:sz w:val="18"/>
-                <w:szCs w:val="18"/>
-                <w:lang w:eastAsia="zh-CN"/>
-              </w:rPr>
-              <w:t>{{</w:t>
-            </w:r>
-            <w:r>
-              <w:rPr>
-                <w:rFonts w:hint="eastAsia" w:ascii="Times New Roman" w:hAnsi="Times New Roman" w:eastAsia="微软雅黑" w:cs="Times New Roman"/>
-                <w:bCs/>
-                <w:sz w:val="18"/>
-                <w:szCs w:val="18"/>
-                <w:lang w:eastAsia="zh-CN"/>
-              </w:rPr>
-              <w:t>dis.evidence_phase_chinese</w:t>
-            </w:r>
-            <w:r>
-              <w:rPr>
-                <w:rFonts w:hint="eastAsia" w:ascii="Times New Roman" w:hAnsi="Times New Roman" w:eastAsia="微软雅黑" w:cs="Times New Roman"/>
-                <w:sz w:val="18"/>
-                <w:szCs w:val="18"/>
-                <w:lang w:eastAsia="zh-CN"/>
-              </w:rPr>
-              <w:t>}}</w:t>
-            </w:r>
-          </w:p>
-        </w:tc>
-        <w:tc>
-          <w:tcPr>
-            <w:tcW w:w="5666" w:type="dxa"/>
-            <w:vAlign w:val="center"/>
-          </w:tcPr>
-          <w:p>
-            <w:pPr>
-              <w:keepNext/>
-              <w:spacing w:before="26"/>
-              <w:jc w:val="center"/>
-              <w:rPr>
-                <w:rFonts w:ascii="Times New Roman" w:hAnsi="Times New Roman" w:eastAsia="微软雅黑" w:cs="Times New Roman"/>
-                <w:bCs/>
-                <w:sz w:val="18"/>
-                <w:szCs w:val="18"/>
-                <w:highlight w:val="yellow"/>
-                <w:lang w:eastAsia="zh-CN"/>
-              </w:rPr>
-            </w:pPr>
-            <w:r>
-              <w:rPr>
-                <w:rFonts w:hint="eastAsia" w:ascii="Times New Roman" w:hAnsi="Times New Roman" w:eastAsia="微软雅黑" w:cs="Times New Roman"/>
-                <w:sz w:val="18"/>
-                <w:szCs w:val="18"/>
-                <w:lang w:eastAsia="zh-CN"/>
-              </w:rPr>
-              <w:t>{{</w:t>
-            </w:r>
-            <w:r>
-              <w:rPr>
-                <w:rFonts w:hint="eastAsia" w:ascii="Times New Roman" w:hAnsi="Times New Roman" w:eastAsia="微软雅黑" w:cs="Times New Roman"/>
-                <w:bCs/>
-                <w:sz w:val="18"/>
-                <w:szCs w:val="18"/>
-                <w:lang w:eastAsia="zh-CN"/>
-              </w:rPr>
-              <w:t>dis.annotation_chinese</w:t>
-            </w:r>
-            <w:r>
-              <w:rPr>
-                <w:rFonts w:hint="eastAsia" w:ascii="Times New Roman" w:hAnsi="Times New Roman" w:eastAsia="微软雅黑" w:cs="Times New Roman"/>
-                <w:sz w:val="18"/>
-                <w:szCs w:val="18"/>
-                <w:lang w:eastAsia="zh-CN"/>
-              </w:rPr>
-              <w:t>}}</w:t>
-            </w:r>
-          </w:p>
-        </w:tc>
-      </w:tr>
-      <w:tr>
-        <w:tblPrEx>
-          <w:tblBorders>
-            <w:top w:val="single" w:color="0B8770" w:sz="12" w:space="0"/>
-            <w:left w:val="none" w:color="auto" w:sz="0" w:space="0"/>
-            <w:bottom w:val="dotted" w:color="0B8770" w:sz="4" w:space="0"/>
-            <w:right w:val="none" w:color="auto" w:sz="0" w:space="0"/>
-            <w:insideH w:val="dotted" w:color="0B8770" w:sz="4" w:space="0"/>
-            <w:insideV w:val="dotted" w:color="0B8770" w:sz="4" w:space="0"/>
-          </w:tblBorders>
-          <w:tblCellMar>
-            <w:top w:w="0" w:type="dxa"/>
-            <w:left w:w="108" w:type="dxa"/>
-            <w:bottom w:w="0" w:type="dxa"/>
-            <w:right w:w="108" w:type="dxa"/>
-          </w:tblCellMar>
-        </w:tblPrEx>
-        <w:trPr>
-          <w:trHeight w:val="494" w:hRule="atLeast"/>
-          <w:jc w:val="center"/>
-        </w:trPr>
-        <w:tc>
-          <w:tcPr>
-            <w:tcW w:w="9870" w:type="dxa"/>
-            <w:gridSpan w:val="4"/>
-            <w:vAlign w:val="center"/>
-          </w:tcPr>
-          <w:p>
-            <w:pPr>
-              <w:keepNext/>
-              <w:spacing w:before="26"/>
-              <w:jc w:val="center"/>
-              <w:rPr>
-                <w:rFonts w:ascii="Times New Roman" w:hAnsi="Times New Roman" w:eastAsia="微软雅黑" w:cs="Times New Roman"/>
-                <w:bCs/>
-                <w:sz w:val="18"/>
-                <w:szCs w:val="18"/>
-                <w:lang w:eastAsia="zh-CN"/>
-              </w:rPr>
-            </w:pPr>
-            <w:r>
-              <w:rPr>
-                <w:rFonts w:hint="eastAsia" w:ascii="Times New Roman" w:hAnsi="Times New Roman" w:eastAsia="微软雅黑" w:cs="Times New Roman"/>
-                <w:b/>
-                <w:sz w:val="18"/>
-                <w:szCs w:val="18"/>
-                <w:lang w:eastAsia="zh-CN"/>
-              </w:rPr>
-              <w:t>{%tr endfor %}</w:t>
-            </w:r>
-          </w:p>
-        </w:tc>
-      </w:tr>
-    </w:tbl>
-    <w:p>
-      <w:pPr>
-        <w:spacing w:before="26"/>
-        <w:rPr>
-          <w:rFonts w:ascii="Times New Roman" w:hAnsi="Times New Roman" w:eastAsia="微软雅黑" w:cs="Times New Roman"/>
-          <w:b/>
-          <w:sz w:val="24"/>
-          <w:szCs w:val="24"/>
-          <w:lang w:eastAsia="zh-CN"/>
-        </w:rPr>
-      </w:pPr>
-      <w:r>
-        <w:rPr>
-          <w:rFonts w:hint="eastAsia" w:ascii="Times New Roman" w:hAnsi="Times New Roman" w:eastAsia="微软雅黑" w:cs="Times New Roman"/>
-          <w:b/>
-          <w:sz w:val="24"/>
-          <w:szCs w:val="24"/>
-          <w:lang w:eastAsia="zh-CN"/>
-        </w:rPr>
-        <w:t>{% endif %}{%if tdd.clinicalTrialInformationStr!= [] %}</w:t>
-      </w:r>
-    </w:p>
-    <w:p>
-      <w:pPr>
-        <w:keepNext/>
-        <w:spacing w:before="26"/>
-        <w:rPr>
-          <w:rFonts w:ascii="Times New Roman" w:hAnsi="Times New Roman" w:eastAsia="微软雅黑" w:cs="Times New Roman"/>
-          <w:b/>
-          <w:color w:val="0B8770"/>
-          <w:sz w:val="24"/>
-          <w:lang w:eastAsia="zh-CN"/>
-        </w:rPr>
-      </w:pPr>
-      <w:r>
-        <w:rPr>
-          <w:rFonts w:hint="eastAsia" w:ascii="Times New Roman" w:hAnsi="Times New Roman" w:eastAsia="微软雅黑" w:cs="Times New Roman"/>
-          <w:b/>
-          <w:color w:val="0B8770"/>
-          <w:sz w:val="24"/>
-          <w:lang w:eastAsia="zh-CN"/>
-        </w:rPr>
-        <w:t>临床试验信息</w:t>
-      </w:r>
-    </w:p>
-    <w:tbl>
-      <w:tblPr>
-        <w:tblStyle w:val="15"/>
-        <w:tblpPr w:leftFromText="180" w:rightFromText="180" w:vertAnchor="text" w:tblpXSpec="center" w:tblpY="1"/>
-        <w:tblOverlap w:val="never"/>
-        <w:tblW w:w="9870" w:type="dxa"/>
-        <w:jc w:val="center"/>
-        <w:tblBorders>
-          <w:top w:val="single" w:color="0B8770" w:sz="12" w:space="0"/>
-          <w:left w:val="none" w:color="auto" w:sz="0" w:space="0"/>
-          <w:bottom w:val="dotted" w:color="0B8770" w:sz="4" w:space="0"/>
-          <w:right w:val="none" w:color="auto" w:sz="0" w:space="0"/>
-          <w:insideH w:val="dotted" w:color="0B8770" w:sz="4" w:space="0"/>
-          <w:insideV w:val="dotted" w:color="0B8770" w:sz="4" w:space="0"/>
-        </w:tblBorders>
-        <w:tblLayout w:type="fixed"/>
-        <w:tblCellMar>
-          <w:top w:w="0" w:type="dxa"/>
-          <w:left w:w="108" w:type="dxa"/>
-          <w:bottom w:w="0" w:type="dxa"/>
-          <w:right w:w="108" w:type="dxa"/>
-        </w:tblCellMar>
-      </w:tblPr>
-      <w:tblGrid>
-        <w:gridCol w:w="1645"/>
-        <w:gridCol w:w="3884"/>
-        <w:gridCol w:w="1246"/>
-        <w:gridCol w:w="1035"/>
-        <w:gridCol w:w="1204"/>
-        <w:gridCol w:w="856"/>
-      </w:tblGrid>
-      <w:tr>
-        <w:tblPrEx>
-          <w:tblBorders>
-            <w:top w:val="single" w:color="0B8770" w:sz="12" w:space="0"/>
-            <w:left w:val="none" w:color="auto" w:sz="0" w:space="0"/>
-            <w:bottom w:val="dotted" w:color="0B8770" w:sz="4" w:space="0"/>
-            <w:right w:val="none" w:color="auto" w:sz="0" w:space="0"/>
-            <w:insideH w:val="dotted" w:color="0B8770" w:sz="4" w:space="0"/>
-            <w:insideV w:val="dotted" w:color="0B8770" w:sz="4" w:space="0"/>
-          </w:tblBorders>
-          <w:tblCellMar>
-            <w:top w:w="0" w:type="dxa"/>
-            <w:left w:w="108" w:type="dxa"/>
-            <w:bottom w:w="0" w:type="dxa"/>
-            <w:right w:w="108" w:type="dxa"/>
-          </w:tblCellMar>
-        </w:tblPrEx>
-        <w:trPr>
-          <w:trHeight w:val="420" w:hRule="atLeast"/>
-          <w:jc w:val="center"/>
-        </w:trPr>
-        <w:tc>
-          <w:tcPr>
-            <w:tcW w:w="1645" w:type="dxa"/>
-            <w:shd w:val="clear" w:color="auto" w:fill="auto"/>
-            <w:vAlign w:val="center"/>
-          </w:tcPr>
-          <w:p>
-            <w:pPr>
-              <w:keepNext/>
-              <w:spacing w:before="26"/>
-              <w:jc w:val="center"/>
-              <w:rPr>
-                <w:rFonts w:ascii="Times New Roman" w:hAnsi="Times New Roman" w:eastAsia="微软雅黑" w:cs="Times New Roman"/>
-                <w:b/>
-                <w:color w:val="0B8770"/>
-                <w:sz w:val="18"/>
-                <w:szCs w:val="18"/>
-                <w:lang w:eastAsia="zh-CN"/>
-              </w:rPr>
-            </w:pPr>
-            <w:r>
-              <w:rPr>
-                <w:rFonts w:ascii="Times New Roman" w:hAnsi="Times New Roman" w:eastAsia="微软雅黑" w:cs="Times New Roman"/>
-                <w:b/>
-                <w:color w:val="0B8770"/>
-                <w:sz w:val="18"/>
-                <w:szCs w:val="18"/>
-                <w:lang w:eastAsia="zh-CN"/>
-              </w:rPr>
-              <w:t>ID</w:t>
-            </w:r>
-          </w:p>
-        </w:tc>
-        <w:tc>
-          <w:tcPr>
-            <w:tcW w:w="3884" w:type="dxa"/>
-            <w:shd w:val="clear" w:color="auto" w:fill="auto"/>
-            <w:vAlign w:val="center"/>
-          </w:tcPr>
-          <w:p>
-            <w:pPr>
-              <w:keepNext/>
-              <w:spacing w:before="26"/>
-              <w:jc w:val="center"/>
-              <w:rPr>
-                <w:rFonts w:ascii="Times New Roman" w:hAnsi="Times New Roman" w:eastAsia="微软雅黑" w:cs="Times New Roman"/>
-                <w:b/>
-                <w:color w:val="0B8770"/>
-                <w:sz w:val="18"/>
-                <w:szCs w:val="18"/>
-                <w:lang w:eastAsia="zh-CN"/>
-              </w:rPr>
-            </w:pPr>
-            <w:r>
-              <w:rPr>
-                <w:rFonts w:ascii="Times New Roman" w:hAnsi="Times New Roman" w:eastAsia="微软雅黑" w:cs="Times New Roman"/>
-                <w:b/>
-                <w:color w:val="0B8770"/>
-                <w:sz w:val="18"/>
-                <w:szCs w:val="18"/>
-                <w:lang w:eastAsia="zh-CN"/>
-              </w:rPr>
-              <w:t>临床试验名称</w:t>
-            </w:r>
-          </w:p>
-        </w:tc>
-        <w:tc>
-          <w:tcPr>
-            <w:tcW w:w="1246" w:type="dxa"/>
-            <w:shd w:val="clear" w:color="auto" w:fill="auto"/>
-            <w:vAlign w:val="center"/>
-          </w:tcPr>
-          <w:p>
-            <w:pPr>
-              <w:keepNext/>
-              <w:spacing w:before="26"/>
-              <w:jc w:val="center"/>
-              <w:rPr>
-                <w:rFonts w:ascii="Times New Roman" w:hAnsi="Times New Roman" w:eastAsia="微软雅黑" w:cs="Times New Roman"/>
-                <w:b/>
-                <w:color w:val="0B8770"/>
-                <w:sz w:val="18"/>
-                <w:szCs w:val="18"/>
-                <w:lang w:eastAsia="zh-CN"/>
-              </w:rPr>
-            </w:pPr>
-            <w:r>
-              <w:rPr>
-                <w:rFonts w:ascii="Times New Roman" w:hAnsi="Times New Roman" w:eastAsia="微软雅黑" w:cs="Times New Roman"/>
-                <w:b/>
-                <w:color w:val="0B8770"/>
-                <w:sz w:val="18"/>
-                <w:szCs w:val="18"/>
-                <w:lang w:eastAsia="zh-CN"/>
-              </w:rPr>
-              <w:t>肿瘤类型</w:t>
-            </w:r>
-          </w:p>
-        </w:tc>
-        <w:tc>
-          <w:tcPr>
-            <w:tcW w:w="1035" w:type="dxa"/>
-            <w:shd w:val="clear" w:color="auto" w:fill="auto"/>
-            <w:vAlign w:val="center"/>
-          </w:tcPr>
-          <w:p>
-            <w:pPr>
-              <w:keepNext/>
-              <w:spacing w:before="26"/>
-              <w:jc w:val="center"/>
-              <w:rPr>
-                <w:rFonts w:ascii="Times New Roman" w:hAnsi="Times New Roman" w:eastAsia="微软雅黑" w:cs="Times New Roman"/>
-                <w:b/>
-                <w:color w:val="0B8770"/>
-                <w:sz w:val="18"/>
-                <w:szCs w:val="18"/>
-                <w:lang w:eastAsia="zh-CN"/>
-              </w:rPr>
-            </w:pPr>
-            <w:r>
-              <w:rPr>
-                <w:rFonts w:ascii="Times New Roman" w:hAnsi="Times New Roman" w:eastAsia="微软雅黑" w:cs="Times New Roman"/>
-                <w:b/>
-                <w:color w:val="0B8770"/>
-                <w:sz w:val="18"/>
-                <w:szCs w:val="18"/>
-                <w:lang w:eastAsia="zh-CN"/>
-              </w:rPr>
-              <w:t>阶段</w:t>
-            </w:r>
-          </w:p>
-        </w:tc>
-        <w:tc>
-          <w:tcPr>
-            <w:tcW w:w="1204" w:type="dxa"/>
-            <w:shd w:val="clear" w:color="auto" w:fill="auto"/>
-            <w:vAlign w:val="center"/>
-          </w:tcPr>
-          <w:p>
-            <w:pPr>
-              <w:keepNext/>
-              <w:spacing w:before="26"/>
-              <w:jc w:val="center"/>
-              <w:rPr>
-                <w:rFonts w:ascii="Times New Roman" w:hAnsi="Times New Roman" w:eastAsia="微软雅黑" w:cs="Times New Roman"/>
-                <w:b/>
-                <w:color w:val="0B8770"/>
-                <w:sz w:val="18"/>
-                <w:szCs w:val="18"/>
-                <w:lang w:eastAsia="zh-CN"/>
-              </w:rPr>
-            </w:pPr>
-            <w:r>
-              <w:rPr>
-                <w:rFonts w:ascii="Times New Roman" w:hAnsi="Times New Roman" w:eastAsia="微软雅黑" w:cs="Times New Roman"/>
-                <w:b/>
-                <w:color w:val="0B8770"/>
-                <w:sz w:val="18"/>
-                <w:szCs w:val="18"/>
-                <w:lang w:eastAsia="zh-CN"/>
-              </w:rPr>
-              <w:t>药物</w:t>
-            </w:r>
-          </w:p>
-        </w:tc>
-        <w:tc>
-          <w:tcPr>
-            <w:tcW w:w="856" w:type="dxa"/>
-            <w:shd w:val="clear" w:color="auto" w:fill="auto"/>
-            <w:vAlign w:val="center"/>
-          </w:tcPr>
-          <w:p>
-            <w:pPr>
-              <w:keepNext/>
-              <w:spacing w:before="26"/>
-              <w:jc w:val="center"/>
-              <w:rPr>
-                <w:rFonts w:ascii="Times New Roman" w:hAnsi="Times New Roman" w:eastAsia="微软雅黑" w:cs="Times New Roman"/>
-                <w:b/>
-                <w:color w:val="0B8770"/>
-                <w:sz w:val="18"/>
-                <w:szCs w:val="18"/>
-                <w:lang w:eastAsia="zh-CN"/>
-              </w:rPr>
-            </w:pPr>
-            <w:r>
-              <w:rPr>
-                <w:rFonts w:ascii="Times New Roman" w:hAnsi="Times New Roman" w:eastAsia="微软雅黑" w:cs="Times New Roman"/>
-                <w:b/>
-                <w:color w:val="0B8770"/>
-                <w:sz w:val="18"/>
-                <w:szCs w:val="18"/>
-                <w:lang w:eastAsia="zh-CN"/>
-              </w:rPr>
-              <w:t>地点</w:t>
-            </w:r>
-          </w:p>
-        </w:tc>
-      </w:tr>
-      <w:tr>
-        <w:tblPrEx>
-          <w:tblBorders>
-            <w:top w:val="single" w:color="0B8770" w:sz="12" w:space="0"/>
-            <w:left w:val="none" w:color="auto" w:sz="0" w:space="0"/>
-            <w:bottom w:val="dotted" w:color="0B8770" w:sz="4" w:space="0"/>
-            <w:right w:val="none" w:color="auto" w:sz="0" w:space="0"/>
-            <w:insideH w:val="dotted" w:color="0B8770" w:sz="4" w:space="0"/>
-            <w:insideV w:val="dotted" w:color="0B8770" w:sz="4" w:space="0"/>
-          </w:tblBorders>
-          <w:tblCellMar>
-            <w:top w:w="0" w:type="dxa"/>
-            <w:left w:w="108" w:type="dxa"/>
-            <w:bottom w:w="0" w:type="dxa"/>
-            <w:right w:w="108" w:type="dxa"/>
-          </w:tblCellMar>
-        </w:tblPrEx>
-        <w:trPr>
-          <w:jc w:val="center"/>
-        </w:trPr>
-        <w:tc>
-          <w:tcPr>
-            <w:tcW w:w="9870" w:type="dxa"/>
-            <w:gridSpan w:val="6"/>
-            <w:vAlign w:val="center"/>
-          </w:tcPr>
-          <w:p>
-            <w:pPr>
-              <w:keepNext/>
-              <w:spacing w:before="26"/>
-              <w:jc w:val="center"/>
-              <w:rPr>
-                <w:rFonts w:ascii="Times New Roman" w:hAnsi="Times New Roman" w:eastAsia="微软雅黑" w:cs="Times New Roman"/>
-                <w:bCs/>
-                <w:sz w:val="18"/>
-                <w:szCs w:val="18"/>
-                <w:lang w:eastAsia="zh-CN"/>
-              </w:rPr>
-            </w:pPr>
-            <w:r>
-              <w:rPr>
-                <w:rFonts w:hint="eastAsia" w:ascii="Times New Roman" w:hAnsi="Times New Roman" w:eastAsia="微软雅黑" w:cs="Times New Roman"/>
-                <w:b/>
-                <w:sz w:val="18"/>
-                <w:szCs w:val="18"/>
-                <w:lang w:eastAsia="zh-CN"/>
-              </w:rPr>
-              <w:t>{%tr for cti in tdd.clinicalTrialInformationStr %}</w:t>
-            </w:r>
-          </w:p>
-        </w:tc>
-      </w:tr>
-      <w:tr>
-        <w:tblPrEx>
-          <w:tblBorders>
-            <w:top w:val="single" w:color="0B8770" w:sz="12" w:space="0"/>
-            <w:left w:val="none" w:color="auto" w:sz="0" w:space="0"/>
-            <w:bottom w:val="dotted" w:color="0B8770" w:sz="4" w:space="0"/>
-            <w:right w:val="none" w:color="auto" w:sz="0" w:space="0"/>
-            <w:insideH w:val="dotted" w:color="0B8770" w:sz="4" w:space="0"/>
-            <w:insideV w:val="dotted" w:color="0B8770" w:sz="4" w:space="0"/>
-          </w:tblBorders>
-          <w:tblCellMar>
-            <w:top w:w="0" w:type="dxa"/>
-            <w:left w:w="108" w:type="dxa"/>
-            <w:bottom w:w="0" w:type="dxa"/>
-            <w:right w:w="108" w:type="dxa"/>
-          </w:tblCellMar>
-        </w:tblPrEx>
-        <w:trPr>
-          <w:jc w:val="center"/>
-        </w:trPr>
-        <w:tc>
-          <w:tcPr>
-            <w:tcW w:w="1645" w:type="dxa"/>
-            <w:vAlign w:val="center"/>
-          </w:tcPr>
-          <w:p>
-            <w:pPr>
-              <w:keepNext/>
-              <w:spacing w:before="26"/>
-              <w:jc w:val="center"/>
-              <w:rPr>
-                <w:rFonts w:ascii="Times New Roman" w:hAnsi="Times New Roman" w:eastAsia="微软雅黑" w:cs="Times New Roman"/>
-                <w:bCs/>
-                <w:sz w:val="18"/>
-                <w:szCs w:val="18"/>
-                <w:lang w:eastAsia="zh-CN"/>
-              </w:rPr>
-            </w:pPr>
-            <w:r>
-              <w:rPr>
-                <w:rFonts w:hint="eastAsia" w:ascii="Times New Roman" w:hAnsi="Times New Roman" w:eastAsia="微软雅黑" w:cs="Times New Roman"/>
-                <w:bCs/>
-                <w:sz w:val="18"/>
-                <w:szCs w:val="18"/>
-                <w:lang w:eastAsia="zh-CN"/>
-              </w:rPr>
-              <w:t>{{ cti.clinical_trial_id }}</w:t>
-            </w:r>
-          </w:p>
-        </w:tc>
-        <w:tc>
-          <w:tcPr>
-            <w:tcW w:w="3884" w:type="dxa"/>
-            <w:vAlign w:val="center"/>
-          </w:tcPr>
-          <w:p>
-            <w:pPr>
-              <w:keepNext/>
-              <w:jc w:val="center"/>
-              <w:rPr>
-                <w:rFonts w:ascii="Times New Roman" w:hAnsi="Times New Roman" w:eastAsia="微软雅黑" w:cs="Times New Roman"/>
-                <w:bCs/>
-                <w:sz w:val="18"/>
-                <w:szCs w:val="18"/>
-                <w:lang w:eastAsia="zh-CN"/>
-              </w:rPr>
-            </w:pPr>
-            <w:r>
-              <w:rPr>
-                <w:rFonts w:hint="eastAsia" w:ascii="Times New Roman" w:hAnsi="Times New Roman" w:eastAsia="微软雅黑" w:cs="Times New Roman"/>
-                <w:bCs/>
-                <w:sz w:val="18"/>
-                <w:szCs w:val="18"/>
-                <w:lang w:eastAsia="zh-CN"/>
-              </w:rPr>
-              <w:t>{{ cti.title_chinese }}</w:t>
-            </w:r>
-          </w:p>
-        </w:tc>
-        <w:tc>
-          <w:tcPr>
-            <w:tcW w:w="1246" w:type="dxa"/>
-            <w:vAlign w:val="center"/>
-          </w:tcPr>
-          <w:p>
-            <w:pPr>
-              <w:keepNext/>
-              <w:spacing w:before="26"/>
-              <w:jc w:val="center"/>
-              <w:rPr>
-                <w:rFonts w:ascii="Times New Roman" w:hAnsi="Times New Roman" w:eastAsia="微软雅黑" w:cs="Times New Roman"/>
-                <w:bCs/>
-                <w:sz w:val="18"/>
-                <w:szCs w:val="18"/>
-                <w:lang w:eastAsia="zh-CN"/>
-              </w:rPr>
-            </w:pPr>
-            <w:r>
-              <w:rPr>
-                <w:rFonts w:hint="eastAsia" w:ascii="Times New Roman" w:hAnsi="Times New Roman" w:eastAsia="微软雅黑" w:cs="Times New Roman"/>
-                <w:bCs/>
-                <w:sz w:val="18"/>
-                <w:szCs w:val="18"/>
-                <w:lang w:eastAsia="zh-CN"/>
-              </w:rPr>
-              <w:t>{{ cti.condition_chinese }}</w:t>
-            </w:r>
-          </w:p>
-        </w:tc>
-        <w:tc>
-          <w:tcPr>
-            <w:tcW w:w="1035" w:type="dxa"/>
-            <w:vAlign w:val="center"/>
-          </w:tcPr>
-          <w:p>
-            <w:pPr>
-              <w:keepNext/>
-              <w:spacing w:before="26"/>
-              <w:jc w:val="center"/>
-              <w:rPr>
-                <w:rFonts w:ascii="Times New Roman" w:hAnsi="Times New Roman" w:eastAsia="微软雅黑" w:cs="Times New Roman"/>
-                <w:bCs/>
-                <w:sz w:val="18"/>
-                <w:szCs w:val="18"/>
-                <w:lang w:eastAsia="zh-CN"/>
-              </w:rPr>
-            </w:pPr>
-            <w:r>
-              <w:rPr>
-                <w:rFonts w:hint="eastAsia" w:ascii="Times New Roman" w:hAnsi="Times New Roman" w:eastAsia="微软雅黑" w:cs="Times New Roman"/>
-                <w:bCs/>
-                <w:sz w:val="18"/>
-                <w:szCs w:val="18"/>
-                <w:lang w:eastAsia="zh-CN"/>
-              </w:rPr>
-              <w:t>{{ cti.phase }}</w:t>
-            </w:r>
-          </w:p>
-        </w:tc>
-        <w:tc>
-          <w:tcPr>
-            <w:tcW w:w="1204" w:type="dxa"/>
-            <w:vAlign w:val="center"/>
-          </w:tcPr>
-          <w:p>
-            <w:pPr>
-              <w:spacing w:before="1" w:line="249" w:lineRule="auto"/>
-              <w:ind w:right="131"/>
-              <w:jc w:val="center"/>
-              <w:rPr>
-                <w:rFonts w:ascii="Times New Roman" w:hAnsi="Times New Roman" w:eastAsia="微软雅黑" w:cs="Times New Roman"/>
-                <w:sz w:val="18"/>
-                <w:szCs w:val="18"/>
-                <w:lang w:eastAsia="zh-CN"/>
-              </w:rPr>
-            </w:pPr>
-            <w:r>
-              <w:rPr>
-                <w:rFonts w:hint="eastAsia" w:ascii="Times New Roman" w:hAnsi="Times New Roman" w:eastAsia="微软雅黑" w:cs="Times New Roman"/>
-                <w:sz w:val="18"/>
-                <w:szCs w:val="18"/>
-                <w:lang w:eastAsia="zh-CN"/>
-              </w:rPr>
-              <w:t xml:space="preserve">{% for d in </w:t>
-            </w:r>
-            <w:r>
-              <w:rPr>
-                <w:rFonts w:hint="eastAsia" w:ascii="Times New Roman" w:hAnsi="Times New Roman" w:eastAsia="微软雅黑" w:cs="Times New Roman"/>
-                <w:bCs/>
-                <w:sz w:val="18"/>
-                <w:szCs w:val="18"/>
-                <w:lang w:eastAsia="zh-CN"/>
-              </w:rPr>
-              <w:t>cti.drug_name_chinese</w:t>
-            </w:r>
-            <w:r>
-              <w:rPr>
-                <w:rFonts w:hint="eastAsia" w:ascii="Times New Roman" w:hAnsi="Times New Roman" w:eastAsia="微软雅黑" w:cs="Times New Roman"/>
-                <w:sz w:val="18"/>
-                <w:szCs w:val="18"/>
-                <w:lang w:eastAsia="zh-CN"/>
-              </w:rPr>
-              <w:t xml:space="preserve"> %}{%if loop.last%}{{ d.name }}{%else%}{{ d.name }}</w:t>
-            </w:r>
-          </w:p>
-          <w:p>
-            <w:pPr>
-              <w:keepNext/>
-              <w:jc w:val="center"/>
-              <w:rPr>
-                <w:rFonts w:ascii="Times New Roman" w:hAnsi="Times New Roman" w:eastAsia="微软雅黑" w:cs="Times New Roman"/>
-                <w:bCs/>
-                <w:sz w:val="18"/>
-                <w:szCs w:val="18"/>
-                <w:lang w:eastAsia="zh-CN"/>
-              </w:rPr>
-            </w:pPr>
-            <w:r>
-              <w:rPr>
-                <w:rFonts w:hint="eastAsia" w:ascii="Times New Roman" w:hAnsi="Times New Roman" w:eastAsia="微软雅黑" w:cs="Times New Roman"/>
-                <w:sz w:val="18"/>
-                <w:szCs w:val="18"/>
-                <w:lang w:eastAsia="zh-CN"/>
-              </w:rPr>
-              <w:t>{%endif%}{% endfor %}</w:t>
-            </w:r>
-          </w:p>
-        </w:tc>
-        <w:tc>
-          <w:tcPr>
-            <w:tcW w:w="856" w:type="dxa"/>
-            <w:vAlign w:val="center"/>
-          </w:tcPr>
-          <w:p>
-            <w:pPr>
-              <w:keepNext/>
-              <w:spacing w:before="26"/>
-              <w:jc w:val="center"/>
-              <w:rPr>
-                <w:rFonts w:ascii="Times New Roman" w:hAnsi="Times New Roman" w:eastAsia="微软雅黑" w:cs="Times New Roman"/>
-                <w:bCs/>
-                <w:sz w:val="18"/>
-                <w:szCs w:val="18"/>
-                <w:lang w:eastAsia="zh-CN"/>
-              </w:rPr>
-            </w:pPr>
-            <w:r>
-              <w:rPr>
-                <w:rFonts w:hint="eastAsia" w:ascii="Times New Roman" w:hAnsi="Times New Roman" w:eastAsia="微软雅黑" w:cs="Times New Roman"/>
-                <w:bCs/>
-                <w:sz w:val="18"/>
-                <w:szCs w:val="18"/>
-                <w:lang w:eastAsia="zh-CN"/>
-              </w:rPr>
-              <w:t>{{ cti.location_chinese }}</w:t>
-            </w:r>
-          </w:p>
-        </w:tc>
-      </w:tr>
-      <w:tr>
-        <w:tblPrEx>
-          <w:tblBorders>
-            <w:top w:val="single" w:color="0B8770" w:sz="12" w:space="0"/>
-            <w:left w:val="none" w:color="auto" w:sz="0" w:space="0"/>
-            <w:bottom w:val="dotted" w:color="0B8770" w:sz="4" w:space="0"/>
-            <w:right w:val="none" w:color="auto" w:sz="0" w:space="0"/>
-            <w:insideH w:val="dotted" w:color="0B8770" w:sz="4" w:space="0"/>
-            <w:insideV w:val="dotted" w:color="0B8770" w:sz="4" w:space="0"/>
-          </w:tblBorders>
-          <w:tblCellMar>
-            <w:top w:w="0" w:type="dxa"/>
-            <w:left w:w="108" w:type="dxa"/>
-            <w:bottom w:w="0" w:type="dxa"/>
-            <w:right w:w="108" w:type="dxa"/>
-          </w:tblCellMar>
-        </w:tblPrEx>
-        <w:trPr>
-          <w:jc w:val="center"/>
-        </w:trPr>
-        <w:tc>
-          <w:tcPr>
-            <w:tcW w:w="9870" w:type="dxa"/>
-            <w:gridSpan w:val="6"/>
-            <w:vAlign w:val="center"/>
-          </w:tcPr>
-          <w:p>
-            <w:pPr>
-              <w:keepNext/>
-              <w:spacing w:before="26"/>
-              <w:jc w:val="center"/>
-              <w:rPr>
-                <w:rFonts w:ascii="Times New Roman" w:hAnsi="Times New Roman" w:eastAsia="微软雅黑" w:cs="Times New Roman"/>
-                <w:bCs/>
-                <w:sz w:val="18"/>
-                <w:szCs w:val="18"/>
-                <w:lang w:eastAsia="zh-CN"/>
-              </w:rPr>
-            </w:pPr>
-            <w:r>
-              <w:rPr>
-                <w:rFonts w:hint="eastAsia" w:ascii="Times New Roman" w:hAnsi="Times New Roman" w:eastAsia="微软雅黑" w:cs="Times New Roman"/>
-                <w:bCs/>
-                <w:sz w:val="18"/>
-                <w:szCs w:val="18"/>
-                <w:lang w:eastAsia="zh-CN"/>
-              </w:rPr>
-              <w:t>{%tr endfor %}</w:t>
-            </w:r>
-          </w:p>
-        </w:tc>
-      </w:tr>
-    </w:tbl>
-    <w:p>
-      <w:pPr>
-        <w:pStyle w:val="25"/>
+        <w:t>{% endfor %}</w:t>
+      </w:r>
+      <w:bookmarkStart w:id="60" w:name="_GoBack"/>
+      <w:bookmarkEnd w:id="60"/>
+      <w:r>
         <w:rPr>
           <w:rFonts w:hint="eastAsia" w:ascii="Times New Roman" w:hAnsi="Times New Roman" w:eastAsia="微软雅黑" w:cs="Times New Roman"/>
           <w:b/>
@@ -13289,27 +10901,6 @@
           <w:szCs w:val="24"/>
           <w:lang w:eastAsia="zh-CN"/>
         </w:rPr>
-      </w:pPr>
-      <w:r>
-        <w:rPr>
-          <w:rFonts w:hint="eastAsia" w:ascii="Times New Roman" w:hAnsi="Times New Roman" w:eastAsia="微软雅黑" w:cs="Times New Roman"/>
-          <w:b/>
-          <w:color w:val="0B8770"/>
-          <w:sz w:val="24"/>
-          <w:szCs w:val="24"/>
-          <w:lang w:eastAsia="zh-CN"/>
-        </w:rPr>
-        <w:t>{% endif %}{% endfor %}</w:t>
-      </w:r>
-      <w:r>
-        <w:rPr>
-          <w:rFonts w:hint="eastAsia" w:ascii="Times New Roman" w:hAnsi="Times New Roman" w:eastAsia="微软雅黑" w:cs="Times New Roman"/>
-          <w:b/>
-          <w:color w:val="0B8770"/>
-          <w:sz w:val="24"/>
-          <w:szCs w:val="24"/>
-          <w:lang w:eastAsia="zh-CN"/>
-        </w:rPr>
         <w:br w:type="page"/>
       </w:r>
     </w:p>
@@ -13321,7 +10912,6 @@
           <w:szCs w:val="18"/>
         </w:rPr>
       </w:pPr>
-      <w:bookmarkStart w:id="62" w:name="_GoBack"/>
       <w:r>
         <w:rPr>
           <w:rFonts w:hint="eastAsia" w:ascii="微软雅黑" w:hAnsi="微软雅黑" w:eastAsia="微软雅黑" w:cs="微软雅黑"/>
@@ -13395,7 +10985,6 @@
         </w:rPr>
         <w:br w:type="page"/>
       </w:r>
-      <w:bookmarkEnd w:id="62"/>
       <w:r>
         <w:rPr>
           <w:rFonts w:hint="eastAsia" w:ascii="Times New Roman" w:hAnsi="Times New Roman" w:eastAsia="微软雅黑" w:cs="Times New Roman"/>
@@ -13429,7 +11018,7 @@
           <w:szCs w:val="40"/>
         </w:rPr>
       </w:pPr>
-      <w:bookmarkStart w:id="34" w:name="_Toc20265"/>
+      <w:bookmarkStart w:id="32" w:name="_Toc20265"/>
       <w:r>
         <w:rPr>
           <w:rFonts w:hint="eastAsia" w:cs="Times New Roman"/>
@@ -13439,7 +11028,7 @@
         </w:rPr>
         <w:t>第四部分 附录</w:t>
       </w:r>
-      <w:bookmarkEnd w:id="34"/>
+      <w:bookmarkEnd w:id="32"/>
     </w:p>
     <w:p>
       <w:pPr>
@@ -13450,8 +11039,8 @@
         </w:rPr>
       </w:pPr>
     </w:p>
-    <w:bookmarkEnd w:id="30"/>
-    <w:bookmarkEnd w:id="31"/>
+    <w:bookmarkEnd w:id="28"/>
+    <w:bookmarkEnd w:id="29"/>
     <w:p>
       <w:pPr>
         <w:pStyle w:val="2"/>
@@ -13465,7 +11054,7 @@
           <w:color w:val="auto"/>
         </w:rPr>
       </w:pPr>
-      <w:bookmarkStart w:id="35" w:name="_Toc29861"/>
+      <w:bookmarkStart w:id="33" w:name="_Toc29861"/>
       <w:r>
         <w:rPr>
           <w:rFonts w:hint="eastAsia"/>
@@ -13494,7 +11083,7 @@
         </w:rPr>
         <w:t>控情况</w:t>
       </w:r>
-      <w:bookmarkEnd w:id="35"/>
+      <w:bookmarkEnd w:id="33"/>
     </w:p>
     <w:p>
       <w:pPr>
@@ -13541,12 +11130,6 @@
             <w:insideH w:val="single" w:color="416AAB" w:sz="24" w:space="0"/>
             <w:insideV w:val="single" w:color="416AAB" w:sz="24" w:space="0"/>
           </w:tblBorders>
-          <w:tblCellMar>
-            <w:top w:w="0" w:type="dxa"/>
-            <w:left w:w="0" w:type="dxa"/>
-            <w:bottom w:w="0" w:type="dxa"/>
-            <w:right w:w="0" w:type="dxa"/>
-          </w:tblCellMar>
         </w:tblPrEx>
         <w:trPr>
           <w:trHeight w:val="513" w:hRule="atLeast"/>
@@ -15651,8 +13234,8 @@
           <w:color w:val="auto"/>
         </w:rPr>
       </w:pPr>
-      <w:bookmarkStart w:id="36" w:name="_Hlk33190413"/>
-      <w:bookmarkStart w:id="37" w:name="_Toc29467"/>
+      <w:bookmarkStart w:id="34" w:name="_Hlk33190413"/>
+      <w:bookmarkStart w:id="35" w:name="_Toc29467"/>
       <w:r>
         <w:rPr>
           <w:rFonts w:hint="eastAsia"/>
@@ -15666,14 +13249,14 @@
         </w:rPr>
         <w:t>BRCA1&amp;BRCA2</w:t>
       </w:r>
-      <w:bookmarkEnd w:id="36"/>
+      <w:bookmarkEnd w:id="34"/>
       <w:r>
         <w:rPr>
           <w:color w:val="auto"/>
         </w:rPr>
         <w:t>基因背景介绍</w:t>
       </w:r>
-      <w:bookmarkEnd w:id="37"/>
+      <w:bookmarkEnd w:id="35"/>
     </w:p>
     <w:p>
       <w:pPr>
@@ -15778,7 +13361,7 @@
         </w:rPr>
         <w:t>BRCA1&amp;BRCA2基因说明及用药提示</w:t>
       </w:r>
-      <w:bookmarkStart w:id="38" w:name="_Hlk33179213"/>
+      <w:bookmarkStart w:id="36" w:name="_Hlk33179213"/>
     </w:p>
     <w:p>
       <w:pPr>
@@ -15794,7 +13377,7 @@
         </w:rPr>
       </w:pPr>
     </w:p>
-    <w:bookmarkEnd w:id="38"/>
+    <w:bookmarkEnd w:id="36"/>
     <w:tbl>
       <w:tblPr>
         <w:tblStyle w:val="15"/>
@@ -16322,7 +13905,7 @@
           <w:color w:val="auto"/>
         </w:rPr>
       </w:pPr>
-      <w:bookmarkStart w:id="39" w:name="_Toc13225"/>
+      <w:bookmarkStart w:id="37" w:name="_Toc13225"/>
       <w:r>
         <w:rPr>
           <w:rFonts w:hint="eastAsia"/>
@@ -16344,7 +13927,7 @@
         </w:rPr>
         <w:t>其它相关基因说明</w:t>
       </w:r>
-      <w:bookmarkEnd w:id="39"/>
+      <w:bookmarkEnd w:id="37"/>
     </w:p>
     <w:tbl>
       <w:tblPr>
@@ -16392,7 +13975,7 @@
                 <w:color w:val="FFFFFF"/>
               </w:rPr>
             </w:pPr>
-            <w:bookmarkStart w:id="40" w:name="_Toc28454_WPSOffice_Level1"/>
+            <w:bookmarkStart w:id="38" w:name="_Toc28454_WPSOffice_Level1"/>
             <w:r>
               <w:rPr>
                 <w:rFonts w:ascii="Times New Roman" w:hAnsi="Times New Roman" w:eastAsia="微软雅黑" w:cs="Times New Roman"/>
@@ -22999,8 +20582,8 @@
           <w:lang w:eastAsia="zh-CN"/>
         </w:rPr>
       </w:pPr>
-      <w:bookmarkStart w:id="41" w:name="_Toc26985_WPSOffice_Level1"/>
-      <w:bookmarkStart w:id="42" w:name="_Toc20170_WPSOffice_Level1"/>
+      <w:bookmarkStart w:id="39" w:name="_Toc26985_WPSOffice_Level1"/>
+      <w:bookmarkStart w:id="40" w:name="_Toc20170_WPSOffice_Level1"/>
     </w:p>
     <w:p>
       <w:pPr>
@@ -23015,7 +20598,7 @@
           <w:color w:val="auto"/>
         </w:rPr>
       </w:pPr>
-      <w:bookmarkStart w:id="43" w:name="_Toc25630"/>
+      <w:bookmarkStart w:id="41" w:name="_Toc25630"/>
       <w:r>
         <w:rPr>
           <w:rFonts w:hint="eastAsia"/>
@@ -23037,7 +20620,7 @@
         </w:rPr>
         <w:t>易感人群特征</w:t>
       </w:r>
-      <w:bookmarkEnd w:id="43"/>
+      <w:bookmarkEnd w:id="41"/>
     </w:p>
     <w:p>
       <w:pPr>
@@ -23755,11 +21338,11 @@
           <w:lang w:eastAsia="zh-CN"/>
         </w:rPr>
       </w:pPr>
-      <w:bookmarkStart w:id="44" w:name="_Toc5400"/>
+      <w:bookmarkStart w:id="42" w:name="_Toc20718"/>
+      <w:bookmarkStart w:id="43" w:name="_Toc3846"/>
+      <w:bookmarkStart w:id="44" w:name="_Toc27417"/>
       <w:bookmarkStart w:id="45" w:name="_Toc97654861"/>
-      <w:bookmarkStart w:id="46" w:name="_Toc27417"/>
-      <w:bookmarkStart w:id="47" w:name="_Toc20718"/>
-      <w:bookmarkStart w:id="48" w:name="_Toc3846"/>
+      <w:bookmarkStart w:id="46" w:name="_Toc5400"/>
       <w:r>
         <w:rPr>
           <w:rFonts w:ascii="Times New Roman" w:hAnsi="Times New Roman" w:eastAsia="微软雅黑" w:cs="Times New Roman"/>
@@ -23767,11 +21350,11 @@
         </w:rPr>
         <w:t>1 40岁以上，同时伴有≥1项下述者</w:t>
       </w:r>
+      <w:bookmarkEnd w:id="42"/>
+      <w:bookmarkEnd w:id="43"/>
       <w:bookmarkEnd w:id="44"/>
       <w:bookmarkEnd w:id="45"/>
       <w:bookmarkEnd w:id="46"/>
-      <w:bookmarkEnd w:id="47"/>
-      <w:bookmarkEnd w:id="48"/>
     </w:p>
     <w:p>
       <w:pPr>
@@ -23919,11 +21502,11 @@
           <w:lang w:eastAsia="zh-CN"/>
         </w:rPr>
       </w:pPr>
-      <w:bookmarkStart w:id="49" w:name="_Toc126"/>
-      <w:bookmarkStart w:id="50" w:name="_Toc8169"/>
-      <w:bookmarkStart w:id="51" w:name="_Toc97654862"/>
-      <w:bookmarkStart w:id="52" w:name="_Toc10299"/>
-      <w:bookmarkStart w:id="53" w:name="_Toc1131"/>
+      <w:bookmarkStart w:id="47" w:name="_Toc126"/>
+      <w:bookmarkStart w:id="48" w:name="_Toc1131"/>
+      <w:bookmarkStart w:id="49" w:name="_Toc10299"/>
+      <w:bookmarkStart w:id="50" w:name="_Toc97654862"/>
+      <w:bookmarkStart w:id="51" w:name="_Toc8169"/>
       <w:r>
         <w:rPr>
           <w:rFonts w:ascii="Times New Roman" w:hAnsi="Times New Roman" w:eastAsia="微软雅黑" w:cs="Times New Roman"/>
@@ -23931,11 +21514,11 @@
         </w:rPr>
         <w:t>2 有胰腺癌家族史、糖尿病史</w:t>
       </w:r>
+      <w:bookmarkEnd w:id="47"/>
+      <w:bookmarkEnd w:id="48"/>
       <w:bookmarkEnd w:id="49"/>
       <w:bookmarkEnd w:id="50"/>
       <w:bookmarkEnd w:id="51"/>
-      <w:bookmarkEnd w:id="52"/>
-      <w:bookmarkEnd w:id="53"/>
     </w:p>
     <w:p>
       <w:pPr>
@@ -24108,7 +21691,7 @@
       <w:r>
         <w:br w:type="page"/>
       </w:r>
-      <w:bookmarkStart w:id="54" w:name="_Toc19092"/>
+      <w:bookmarkStart w:id="52" w:name="_Toc19092"/>
       <w:r>
         <w:rPr>
           <w:rFonts w:hint="eastAsia"/>
@@ -24130,7 +21713,7 @@
         </w:rPr>
         <w:t>检测基因列表</w:t>
       </w:r>
-      <w:bookmarkEnd w:id="54"/>
+      <w:bookmarkEnd w:id="52"/>
     </w:p>
     <w:p>
       <w:pPr>
@@ -25945,9 +23528,9 @@
         <w:br w:type="page"/>
       </w:r>
     </w:p>
+    <w:bookmarkEnd w:id="38"/>
+    <w:bookmarkEnd w:id="39"/>
     <w:bookmarkEnd w:id="40"/>
-    <w:bookmarkEnd w:id="41"/>
-    <w:bookmarkEnd w:id="42"/>
     <w:p>
       <w:pPr>
         <w:pStyle w:val="2"/>
@@ -25961,13 +23544,13 @@
           <w:color w:val="auto"/>
         </w:rPr>
       </w:pPr>
-      <w:bookmarkStart w:id="55" w:name="_Toc1310"/>
-      <w:bookmarkStart w:id="56" w:name="_Toc22623"/>
-      <w:bookmarkStart w:id="57" w:name="_Toc22162_WPSOffice_Level1"/>
-      <w:bookmarkStart w:id="58" w:name="_Toc13275"/>
-      <w:bookmarkStart w:id="59" w:name="_Toc17792_WPSOffice_Level2"/>
-      <w:bookmarkStart w:id="60" w:name="_Toc14611_WPSOffice_Level1"/>
-      <w:bookmarkStart w:id="61" w:name="_Toc19584_WPSOffice_Level1"/>
+      <w:bookmarkStart w:id="53" w:name="_Toc1310"/>
+      <w:bookmarkStart w:id="54" w:name="_Toc13275"/>
+      <w:bookmarkStart w:id="55" w:name="_Toc14611_WPSOffice_Level1"/>
+      <w:bookmarkStart w:id="56" w:name="_Toc17792_WPSOffice_Level2"/>
+      <w:bookmarkStart w:id="57" w:name="_Toc22623"/>
+      <w:bookmarkStart w:id="58" w:name="_Toc19584_WPSOffice_Level1"/>
+      <w:bookmarkStart w:id="59" w:name="_Toc22162_WPSOffice_Level1"/>
       <w:r>
         <w:rPr>
           <w:rFonts w:hint="eastAsia"/>
@@ -25989,14 +23572,14 @@
         </w:rPr>
         <w:t>参考文献</w:t>
       </w:r>
-      <w:bookmarkEnd w:id="55"/>
+      <w:bookmarkEnd w:id="53"/>
     </w:p>
+    <w:bookmarkEnd w:id="54"/>
+    <w:bookmarkEnd w:id="55"/>
     <w:bookmarkEnd w:id="56"/>
     <w:bookmarkEnd w:id="57"/>
     <w:bookmarkEnd w:id="58"/>
     <w:bookmarkEnd w:id="59"/>
-    <w:bookmarkEnd w:id="60"/>
-    <w:bookmarkEnd w:id="61"/>
     <w:p>
       <w:pPr>
         <w:pStyle w:val="32"/>
@@ -29527,7 +27110,6 @@
     <customSectPr/>
     <customSectPr/>
     <customSectPr/>
-    <customSectPr/>
   </customSectProps>
   <customShpExts>
     <customShpInfo spid="_x0000_s1026" textRotate="1"/>

--- a/WebContent/docx/湖南肿瘤BRCA45模板（胚系）.docx
+++ b/WebContent/docx/湖南肿瘤BRCA45模板（胚系）.docx
@@ -2246,6 +2246,8 @@
           <w:szCs w:val="40"/>
         </w:rPr>
       </w:pPr>
+      <w:bookmarkStart w:id="60" w:name="_GoBack"/>
+      <w:bookmarkEnd w:id="60"/>
       <w:bookmarkStart w:id="1" w:name="_Toc27518"/>
       <w:r>
         <w:rPr>
@@ -4840,9 +4842,9 @@
         </w:rPr>
       </w:pPr>
       <w:bookmarkStart w:id="6" w:name="_Toc7460"/>
-      <w:bookmarkStart w:id="7" w:name="_Toc14062"/>
-      <w:bookmarkStart w:id="8" w:name="_Toc12381"/>
-      <w:bookmarkStart w:id="9" w:name="_Toc19184"/>
+      <w:bookmarkStart w:id="7" w:name="_Toc19184"/>
+      <w:bookmarkStart w:id="8" w:name="_Toc14062"/>
+      <w:bookmarkStart w:id="9" w:name="_Toc12381"/>
       <w:r>
         <w:rPr>
           <w:rFonts w:hint="eastAsia" w:cs="Times New Roman"/>
@@ -4868,10 +4870,10 @@
           <w:color w:val="auto"/>
         </w:rPr>
       </w:pPr>
-      <w:bookmarkStart w:id="10" w:name="_Toc6677"/>
-      <w:bookmarkStart w:id="11" w:name="_Toc4616"/>
-      <w:bookmarkStart w:id="12" w:name="_Toc21239"/>
-      <w:bookmarkStart w:id="13" w:name="_Toc151143419"/>
+      <w:bookmarkStart w:id="10" w:name="_Toc4616"/>
+      <w:bookmarkStart w:id="11" w:name="_Toc6677"/>
+      <w:bookmarkStart w:id="12" w:name="_Toc151143419"/>
+      <w:bookmarkStart w:id="13" w:name="_Toc21239"/>
       <w:r>
         <w:rPr>
           <w:rFonts w:hint="eastAsia" w:cs="Times New Roman"/>
@@ -4879,8 +4881,8 @@
         </w:rPr>
         <w:t>2.</w:t>
       </w:r>
-      <w:bookmarkStart w:id="14" w:name="_Toc14270"/>
-      <w:bookmarkStart w:id="15" w:name="_Toc21059"/>
+      <w:bookmarkStart w:id="14" w:name="_Toc21059"/>
+      <w:bookmarkStart w:id="15" w:name="_Toc14270"/>
       <w:r>
         <w:rPr>
           <w:rFonts w:hint="eastAsia" w:cs="Times New Roman"/>
@@ -6842,12 +6844,13 @@
               <w:pStyle w:val="20"/>
               <w:jc w:val="center"/>
               <w:rPr>
-                <w:rFonts w:ascii="Times New Roman" w:hAnsi="Times New Roman" w:eastAsia="微软雅黑" w:cs="Times New Roman"/>
+                <w:rFonts w:hint="eastAsia" w:ascii="Times New Roman" w:hAnsi="Times New Roman" w:eastAsia="微软雅黑" w:cs="Times New Roman"/>
                 <w:b w:val="0"/>
                 <w:bCs/>
                 <w:color w:val="FFFFFF" w:themeColor="background1"/>
                 <w:sz w:val="18"/>
                 <w:szCs w:val="18"/>
+                <w:lang w:eastAsia="zh-CN"/>
                 <w14:textFill>
                   <w14:solidFill>
                     <w14:schemeClr w14:val="bg1"/>
@@ -6857,19 +6860,20 @@
             </w:pPr>
             <w:r>
               <w:rPr>
-                <w:rFonts w:ascii="Times New Roman" w:hAnsi="Times New Roman" w:eastAsia="微软雅黑" w:cs="Times New Roman"/>
+                <w:rFonts w:hint="eastAsia" w:ascii="Times New Roman" w:hAnsi="Times New Roman" w:eastAsia="微软雅黑" w:cs="Times New Roman"/>
                 <w:b w:val="0"/>
                 <w:bCs/>
                 <w:color w:val="FFFFFF" w:themeColor="background1"/>
                 <w:sz w:val="18"/>
                 <w:szCs w:val="18"/>
+                <w:lang w:eastAsia="zh-CN"/>
                 <w14:textFill>
                   <w14:solidFill>
                     <w14:schemeClr w14:val="bg1"/>
                   </w14:solidFill>
                 </w14:textFill>
               </w:rPr>
-              <w:t>突变基因</w:t>
+              <w:t>检测基因</w:t>
             </w:r>
           </w:p>
         </w:tc>
@@ -9000,15 +9004,15 @@
         </w:rPr>
       </w:pPr>
       <w:bookmarkStart w:id="18" w:name="_Toc2210"/>
-      <w:bookmarkStart w:id="19" w:name="_Toc23846_WPSOffice_Level1"/>
-      <w:bookmarkStart w:id="20" w:name="_Toc5598"/>
-      <w:bookmarkStart w:id="21" w:name="_Toc32661"/>
+      <w:bookmarkStart w:id="19" w:name="_Toc4331_WPSOffice_Level1"/>
+      <w:bookmarkStart w:id="20" w:name="_Toc23903"/>
+      <w:bookmarkStart w:id="21" w:name="_Toc12048"/>
       <w:bookmarkStart w:id="22" w:name="_Toc13736"/>
-      <w:bookmarkStart w:id="23" w:name="_Toc32443_WPSOffice_Level1"/>
-      <w:bookmarkStart w:id="24" w:name="_Toc4331_WPSOffice_Level1"/>
-      <w:bookmarkStart w:id="25" w:name="_Toc23903"/>
-      <w:bookmarkStart w:id="26" w:name="_Toc25727"/>
-      <w:bookmarkStart w:id="27" w:name="_Toc12048"/>
+      <w:bookmarkStart w:id="23" w:name="_Toc25727"/>
+      <w:bookmarkStart w:id="24" w:name="_Toc23846_WPSOffice_Level1"/>
+      <w:bookmarkStart w:id="25" w:name="_Toc32661"/>
+      <w:bookmarkStart w:id="26" w:name="_Toc5598"/>
+      <w:bookmarkStart w:id="27" w:name="_Toc32443_WPSOffice_Level1"/>
       <w:bookmarkStart w:id="28" w:name="_Toc15289_WPSOffice_Level3"/>
       <w:bookmarkStart w:id="29" w:name="_Toc6931_WPSOffice_Level3"/>
       <w:r>
@@ -9163,6 +9167,12 @@
             <w:insideH w:val="dotted" w:color="0B8770" w:sz="4" w:space="0"/>
             <w:insideV w:val="dotted" w:color="0B8770" w:sz="4" w:space="0"/>
           </w:tblBorders>
+          <w:tblCellMar>
+            <w:top w:w="0" w:type="dxa"/>
+            <w:left w:w="108" w:type="dxa"/>
+            <w:bottom w:w="0" w:type="dxa"/>
+            <w:right w:w="108" w:type="dxa"/>
+          </w:tblCellMar>
         </w:tblPrEx>
         <w:trPr>
           <w:trHeight w:val="417" w:hRule="atLeast"/>
@@ -10890,8 +10900,6 @@
         </w:rPr>
         <w:t>{% endfor %}</w:t>
       </w:r>
-      <w:bookmarkStart w:id="60" w:name="_GoBack"/>
-      <w:bookmarkEnd w:id="60"/>
       <w:r>
         <w:rPr>
           <w:rFonts w:hint="eastAsia" w:ascii="Times New Roman" w:hAnsi="Times New Roman" w:eastAsia="微软雅黑" w:cs="Times New Roman"/>
@@ -11130,6 +11138,12 @@
             <w:insideH w:val="single" w:color="416AAB" w:sz="24" w:space="0"/>
             <w:insideV w:val="single" w:color="416AAB" w:sz="24" w:space="0"/>
           </w:tblBorders>
+          <w:tblCellMar>
+            <w:top w:w="0" w:type="dxa"/>
+            <w:left w:w="0" w:type="dxa"/>
+            <w:bottom w:w="0" w:type="dxa"/>
+            <w:right w:w="0" w:type="dxa"/>
+          </w:tblCellMar>
         </w:tblPrEx>
         <w:trPr>
           <w:trHeight w:val="513" w:hRule="atLeast"/>
@@ -13397,14 +13411,6 @@
         <w:gridCol w:w="7758"/>
       </w:tblGrid>
       <w:tr>
-        <w:tblPrEx>
-          <w:tblCellMar>
-            <w:top w:w="0" w:type="dxa"/>
-            <w:left w:w="0" w:type="dxa"/>
-            <w:bottom w:w="0" w:type="dxa"/>
-            <w:right w:w="0" w:type="dxa"/>
-          </w:tblCellMar>
-        </w:tblPrEx>
         <w:trPr>
           <w:trHeight w:val="413" w:hRule="atLeast"/>
         </w:trPr>
@@ -21338,11 +21344,11 @@
           <w:lang w:eastAsia="zh-CN"/>
         </w:rPr>
       </w:pPr>
-      <w:bookmarkStart w:id="42" w:name="_Toc20718"/>
-      <w:bookmarkStart w:id="43" w:name="_Toc3846"/>
+      <w:bookmarkStart w:id="42" w:name="_Toc5400"/>
+      <w:bookmarkStart w:id="43" w:name="_Toc20718"/>
       <w:bookmarkStart w:id="44" w:name="_Toc27417"/>
-      <w:bookmarkStart w:id="45" w:name="_Toc97654861"/>
-      <w:bookmarkStart w:id="46" w:name="_Toc5400"/>
+      <w:bookmarkStart w:id="45" w:name="_Toc3846"/>
+      <w:bookmarkStart w:id="46" w:name="_Toc97654861"/>
       <w:r>
         <w:rPr>
           <w:rFonts w:ascii="Times New Roman" w:hAnsi="Times New Roman" w:eastAsia="微软雅黑" w:cs="Times New Roman"/>
@@ -21502,10 +21508,10 @@
           <w:lang w:eastAsia="zh-CN"/>
         </w:rPr>
       </w:pPr>
-      <w:bookmarkStart w:id="47" w:name="_Toc126"/>
-      <w:bookmarkStart w:id="48" w:name="_Toc1131"/>
+      <w:bookmarkStart w:id="47" w:name="_Toc1131"/>
+      <w:bookmarkStart w:id="48" w:name="_Toc97654862"/>
       <w:bookmarkStart w:id="49" w:name="_Toc10299"/>
-      <w:bookmarkStart w:id="50" w:name="_Toc97654862"/>
+      <w:bookmarkStart w:id="50" w:name="_Toc126"/>
       <w:bookmarkStart w:id="51" w:name="_Toc8169"/>
       <w:r>
         <w:rPr>
@@ -23547,8 +23553,8 @@
       <w:bookmarkStart w:id="53" w:name="_Toc1310"/>
       <w:bookmarkStart w:id="54" w:name="_Toc13275"/>
       <w:bookmarkStart w:id="55" w:name="_Toc14611_WPSOffice_Level1"/>
-      <w:bookmarkStart w:id="56" w:name="_Toc17792_WPSOffice_Level2"/>
-      <w:bookmarkStart w:id="57" w:name="_Toc22623"/>
+      <w:bookmarkStart w:id="56" w:name="_Toc22623"/>
+      <w:bookmarkStart w:id="57" w:name="_Toc17792_WPSOffice_Level2"/>
       <w:bookmarkStart w:id="58" w:name="_Toc19584_WPSOffice_Level1"/>
       <w:bookmarkStart w:id="59" w:name="_Toc22162_WPSOffice_Level1"/>
       <w:r>

--- a/WebContent/docx/湖南肿瘤BRCA45模板（胚系）.docx
+++ b/WebContent/docx/湖南肿瘤BRCA45模板（胚系）.docx
@@ -2246,8 +2246,6 @@
           <w:szCs w:val="40"/>
         </w:rPr>
       </w:pPr>
-      <w:bookmarkStart w:id="60" w:name="_GoBack"/>
-      <w:bookmarkEnd w:id="60"/>
       <w:bookmarkStart w:id="1" w:name="_Toc27518"/>
       <w:r>
         <w:rPr>
@@ -3741,7 +3739,19 @@
           <w:szCs w:val="21"/>
           <w:lang w:eastAsia="zh-CN"/>
         </w:rPr>
-        <w:t>检测突变形式为点突变（SNV）、小片段插入缺失（INDEL）、拷贝数变异（CNV）以及融合（FUSION）。</w:t>
+        <w:t>检测突变形式为点突变（SNV）、小片段插入缺失（INDEL）</w:t>
+      </w:r>
+      <w:bookmarkStart w:id="60" w:name="_GoBack"/>
+      <w:bookmarkEnd w:id="60"/>
+      <w:r>
+        <w:rPr>
+          <w:rFonts w:ascii="Times New Roman" w:hAnsi="Times New Roman" w:eastAsia="微软雅黑" w:cs="Times New Roman"/>
+          <w:bCs/>
+          <w:sz w:val="21"/>
+          <w:szCs w:val="21"/>
+          <w:lang w:eastAsia="zh-CN"/>
+        </w:rPr>
+        <w:t>。</w:t>
       </w:r>
     </w:p>
     <w:p>
@@ -4842,9 +4852,9 @@
         </w:rPr>
       </w:pPr>
       <w:bookmarkStart w:id="6" w:name="_Toc7460"/>
-      <w:bookmarkStart w:id="7" w:name="_Toc19184"/>
+      <w:bookmarkStart w:id="7" w:name="_Toc12381"/>
       <w:bookmarkStart w:id="8" w:name="_Toc14062"/>
-      <w:bookmarkStart w:id="9" w:name="_Toc12381"/>
+      <w:bookmarkStart w:id="9" w:name="_Toc19184"/>
       <w:r>
         <w:rPr>
           <w:rFonts w:hint="eastAsia" w:cs="Times New Roman"/>
@@ -4870,10 +4880,10 @@
           <w:color w:val="auto"/>
         </w:rPr>
       </w:pPr>
-      <w:bookmarkStart w:id="10" w:name="_Toc4616"/>
-      <w:bookmarkStart w:id="11" w:name="_Toc6677"/>
-      <w:bookmarkStart w:id="12" w:name="_Toc151143419"/>
-      <w:bookmarkStart w:id="13" w:name="_Toc21239"/>
+      <w:bookmarkStart w:id="10" w:name="_Toc6677"/>
+      <w:bookmarkStart w:id="11" w:name="_Toc21239"/>
+      <w:bookmarkStart w:id="12" w:name="_Toc4616"/>
+      <w:bookmarkStart w:id="13" w:name="_Toc151143419"/>
       <w:r>
         <w:rPr>
           <w:rFonts w:hint="eastAsia" w:cs="Times New Roman"/>
@@ -9004,15 +9014,15 @@
         </w:rPr>
       </w:pPr>
       <w:bookmarkStart w:id="18" w:name="_Toc2210"/>
-      <w:bookmarkStart w:id="19" w:name="_Toc4331_WPSOffice_Level1"/>
-      <w:bookmarkStart w:id="20" w:name="_Toc23903"/>
-      <w:bookmarkStart w:id="21" w:name="_Toc12048"/>
-      <w:bookmarkStart w:id="22" w:name="_Toc13736"/>
-      <w:bookmarkStart w:id="23" w:name="_Toc25727"/>
-      <w:bookmarkStart w:id="24" w:name="_Toc23846_WPSOffice_Level1"/>
+      <w:bookmarkStart w:id="19" w:name="_Toc25727"/>
+      <w:bookmarkStart w:id="20" w:name="_Toc13736"/>
+      <w:bookmarkStart w:id="21" w:name="_Toc23903"/>
+      <w:bookmarkStart w:id="22" w:name="_Toc23846_WPSOffice_Level1"/>
+      <w:bookmarkStart w:id="23" w:name="_Toc5598"/>
+      <w:bookmarkStart w:id="24" w:name="_Toc32443_WPSOffice_Level1"/>
       <w:bookmarkStart w:id="25" w:name="_Toc32661"/>
-      <w:bookmarkStart w:id="26" w:name="_Toc5598"/>
-      <w:bookmarkStart w:id="27" w:name="_Toc32443_WPSOffice_Level1"/>
+      <w:bookmarkStart w:id="26" w:name="_Toc12048"/>
+      <w:bookmarkStart w:id="27" w:name="_Toc4331_WPSOffice_Level1"/>
       <w:bookmarkStart w:id="28" w:name="_Toc15289_WPSOffice_Level3"/>
       <w:bookmarkStart w:id="29" w:name="_Toc6931_WPSOffice_Level3"/>
       <w:r>
@@ -13411,6 +13421,14 @@
         <w:gridCol w:w="7758"/>
       </w:tblGrid>
       <w:tr>
+        <w:tblPrEx>
+          <w:tblCellMar>
+            <w:top w:w="0" w:type="dxa"/>
+            <w:left w:w="0" w:type="dxa"/>
+            <w:bottom w:w="0" w:type="dxa"/>
+            <w:right w:w="0" w:type="dxa"/>
+          </w:tblCellMar>
+        </w:tblPrEx>
         <w:trPr>
           <w:trHeight w:val="413" w:hRule="atLeast"/>
         </w:trPr>
@@ -20588,8 +20606,8 @@
           <w:lang w:eastAsia="zh-CN"/>
         </w:rPr>
       </w:pPr>
-      <w:bookmarkStart w:id="39" w:name="_Toc26985_WPSOffice_Level1"/>
-      <w:bookmarkStart w:id="40" w:name="_Toc20170_WPSOffice_Level1"/>
+      <w:bookmarkStart w:id="39" w:name="_Toc20170_WPSOffice_Level1"/>
+      <w:bookmarkStart w:id="40" w:name="_Toc26985_WPSOffice_Level1"/>
     </w:p>
     <w:p>
       <w:pPr>
@@ -21344,11 +21362,11 @@
           <w:lang w:eastAsia="zh-CN"/>
         </w:rPr>
       </w:pPr>
-      <w:bookmarkStart w:id="42" w:name="_Toc5400"/>
-      <w:bookmarkStart w:id="43" w:name="_Toc20718"/>
-      <w:bookmarkStart w:id="44" w:name="_Toc27417"/>
-      <w:bookmarkStart w:id="45" w:name="_Toc3846"/>
-      <w:bookmarkStart w:id="46" w:name="_Toc97654861"/>
+      <w:bookmarkStart w:id="42" w:name="_Toc20718"/>
+      <w:bookmarkStart w:id="43" w:name="_Toc97654861"/>
+      <w:bookmarkStart w:id="44" w:name="_Toc3846"/>
+      <w:bookmarkStart w:id="45" w:name="_Toc5400"/>
+      <w:bookmarkStart w:id="46" w:name="_Toc27417"/>
       <w:r>
         <w:rPr>
           <w:rFonts w:ascii="Times New Roman" w:hAnsi="Times New Roman" w:eastAsia="微软雅黑" w:cs="Times New Roman"/>
@@ -21508,9 +21526,9 @@
           <w:lang w:eastAsia="zh-CN"/>
         </w:rPr>
       </w:pPr>
-      <w:bookmarkStart w:id="47" w:name="_Toc1131"/>
+      <w:bookmarkStart w:id="47" w:name="_Toc10299"/>
       <w:bookmarkStart w:id="48" w:name="_Toc97654862"/>
-      <w:bookmarkStart w:id="49" w:name="_Toc10299"/>
+      <w:bookmarkStart w:id="49" w:name="_Toc1131"/>
       <w:bookmarkStart w:id="50" w:name="_Toc126"/>
       <w:bookmarkStart w:id="51" w:name="_Toc8169"/>
       <w:r>
@@ -23552,11 +23570,11 @@
       </w:pPr>
       <w:bookmarkStart w:id="53" w:name="_Toc1310"/>
       <w:bookmarkStart w:id="54" w:name="_Toc13275"/>
-      <w:bookmarkStart w:id="55" w:name="_Toc14611_WPSOffice_Level1"/>
-      <w:bookmarkStart w:id="56" w:name="_Toc22623"/>
-      <w:bookmarkStart w:id="57" w:name="_Toc17792_WPSOffice_Level2"/>
-      <w:bookmarkStart w:id="58" w:name="_Toc19584_WPSOffice_Level1"/>
-      <w:bookmarkStart w:id="59" w:name="_Toc22162_WPSOffice_Level1"/>
+      <w:bookmarkStart w:id="55" w:name="_Toc22623"/>
+      <w:bookmarkStart w:id="56" w:name="_Toc19584_WPSOffice_Level1"/>
+      <w:bookmarkStart w:id="57" w:name="_Toc22162_WPSOffice_Level1"/>
+      <w:bookmarkStart w:id="58" w:name="_Toc14611_WPSOffice_Level1"/>
+      <w:bookmarkStart w:id="59" w:name="_Toc17792_WPSOffice_Level2"/>
       <w:r>
         <w:rPr>
           <w:rFonts w:hint="eastAsia"/>
